--- a/Tarun-Kumar-Software-Developer-CV-Updated.docx
+++ b/Tarun-Kumar-Software-Developer-CV-Updated.docx
@@ -17,15 +17,15 @@
         <w:tblLook w:val="04a0"/>
       </w:tblPr>
       <w:tblGrid>
-        <w:gridCol w:w="4589"/>
-        <w:gridCol w:w="269"/>
-        <w:gridCol w:w="6572"/>
+        <w:gridCol w:w="4588"/>
+        <w:gridCol w:w="268"/>
+        <w:gridCol w:w="6574"/>
       </w:tblGrid>
       <w:tr>
         <w:trPr/>
         <w:tc>
           <w:tcPr>
-            <w:tcW w:w="4589" w:type="dxa"/>
+            <w:tcW w:w="4588" w:type="dxa"/>
             <w:tcBorders>
               <w:top w:val="nil"/>
               <w:left w:val="nil"/>
@@ -54,13 +54,57 @@
               </w:rPr>
             </w:pPr>
             <w:r>
-              <w:pict>
-                <v:shape id="shape_0" fillcolor="#7f7f7f" stroked="f" style="position:absolute;margin-left:-17.55pt;margin-top:-27pt;width:248.95pt;height:841.9pt;mso-position-horizontal-relative:page;mso-position-vertical-relative:page">
-                  <w10:wrap type="none"/>
-                  <v:fill o:detectmouseclick="t" type="solid" color2="gray"/>
-                  <v:stroke color="#3465a4" joinstyle="round" endcap="flat"/>
-                </v:shape>
-              </w:pict>
+              <mc:AlternateContent>
+                <mc:Choice Requires="wps">
+                  <w:drawing>
+                    <wp:anchor behindDoc="0" distT="0" distB="0" distL="114300" distR="114300" simplePos="0" locked="0" layoutInCell="1" allowOverlap="1" relativeHeight="5">
+                      <wp:simplePos x="0" y="0"/>
+                      <wp:positionH relativeFrom="page">
+                        <wp:posOffset>-222250</wp:posOffset>
+                      </wp:positionH>
+                      <wp:positionV relativeFrom="page">
+                        <wp:posOffset>-342265</wp:posOffset>
+                      </wp:positionV>
+                      <wp:extent cx="3162300" cy="10692765"/>
+                      <wp:effectExtent l="0" t="0" r="0" b="0"/>
+                      <wp:wrapNone/>
+                      <wp:docPr id="1" name=""/>
+                      <a:graphic xmlns:a="http://schemas.openxmlformats.org/drawingml/2006/main">
+                        <a:graphicData uri="http://schemas.microsoft.com/office/word/2010/wordprocessingShape">
+                          <wps:wsp>
+                            <wps:cNvSpPr/>
+                            <wps:spPr>
+                              <a:xfrm>
+                                <a:off x="0" y="0"/>
+                                <a:ext cx="3161520" cy="10692000"/>
+                              </a:xfrm>
+                              <a:prstGeom prst="rect">
+                                <a:avLst/>
+                              </a:prstGeom>
+                              <a:solidFill>
+                                <a:srgbClr val="7f7f7f"/>
+                              </a:solidFill>
+                              <a:ln>
+                                <a:noFill/>
+                              </a:ln>
+                            </wps:spPr>
+                            <wps:style>
+                              <a:lnRef idx="0"/>
+                              <a:fillRef idx="0"/>
+                              <a:effectRef idx="0"/>
+                              <a:fontRef idx="minor"/>
+                            </wps:style>
+                            <wps:bodyPr/>
+                          </wps:wsp>
+                        </a:graphicData>
+                      </a:graphic>
+                    </wp:anchor>
+                  </w:drawing>
+                </mc:Choice>
+                <mc:Fallback>
+                  <w:pict/>
+                </mc:Fallback>
+              </mc:AlternateContent>
             </w:r>
             <w:r>
               <w:rPr>
@@ -119,10 +163,10 @@
               <mc:AlternateContent>
                 <mc:Choice Requires="wpg">
                   <w:drawing>
-                    <wp:inline distT="0" distB="0" distL="114300" distR="114300">
-                      <wp:extent cx="1858010" cy="19685"/>
+                    <wp:inline distT="0" distB="0" distL="0" distR="0">
+                      <wp:extent cx="1858645" cy="20320"/>
                       <wp:effectExtent l="0" t="0" r="0" b="0"/>
-                      <wp:docPr id="2" name="Group 2"/>
+                      <wp:docPr id="2" name=""/>
                       <a:graphic xmlns:a="http://schemas.openxmlformats.org/drawingml/2006/main">
                         <a:graphicData uri="http://schemas.microsoft.com/office/word/2010/wordprocessingGroup">
                           <wpg:wgp>
@@ -130,21 +174,21 @@
                             <wpg:grpSpPr>
                               <a:xfrm>
                                 <a:off x="0" y="0"/>
-                                <a:ext cx="1857240" cy="19080"/>
+                                <a:ext cx="1857960" cy="19800"/>
                               </a:xfrm>
                             </wpg:grpSpPr>
                             <wps:wsp>
                               <wps:cNvSpPr/>
                               <wps:spPr>
                                 <a:xfrm>
-                                  <a:off x="3592080" y="958680"/>
-                                  <a:ext cx="1857600" cy="19440"/>
+                                  <a:off x="0" y="0"/>
+                                  <a:ext cx="1857960" cy="19800"/>
                                 </a:xfrm>
                                 <a:custGeom>
                                   <a:avLst/>
                                   <a:gdLst/>
                                   <a:ahLst/>
-                                  <a:rect l="0" t="0" r="r" b="b"/>
+                                  <a:rect l="l" t="t" r="r" b="b"/>
                                   <a:pathLst>
                                     <a:path w="5160" h="54">
                                       <a:moveTo>
@@ -172,6 +216,12 @@
                                   <a:noFill/>
                                 </a:ln>
                               </wps:spPr>
+                              <wps:style>
+                                <a:lnRef idx="0"/>
+                                <a:fillRef idx="0"/>
+                                <a:effectRef idx="0"/>
+                                <a:fontRef idx="minor"/>
+                              </wps:style>
                               <wps:bodyPr/>
                             </wps:wsp>
                           </wpg:wgp>
@@ -182,13 +232,7 @@
                 </mc:Choice>
                 <mc:Fallback>
                   <w:pict>
-                    <v:group id="shape_0" alt="Group 2" style="position:absolute;margin-left:0pt;margin-top:-1.55pt;width:146.2pt;height:1.45pt" coordorigin="0,-31" coordsize="2924,29">
-                      <v:shape id="shape_0" ID="Graphic 3" fillcolor="#f6f7f1" stroked="f" style="position:absolute;left:0;top:-31;width:2924;height:29;mso-position-vertical:top">
-                        <w10:wrap type="none"/>
-                        <v:fill o:detectmouseclick="t" type="solid" color2="#09080e"/>
-                        <v:stroke color="#3465a4" joinstyle="round" endcap="flat"/>
-                      </v:shape>
-                    </v:group>
+                    <v:group id="shape_0" style="position:absolute;margin-left:0pt;margin-top:-1.6pt;width:146.3pt;height:1.55pt" coordorigin="0,-32" coordsize="2926,31"/>
                   </w:pict>
                 </mc:Fallback>
               </mc:AlternateContent>
@@ -197,7 +241,7 @@
           <w:p>
             <w:pPr>
               <w:pStyle w:val="TextBody"/>
-              <w:spacing w:lineRule="auto" w:line="254" w:before="170" w:after="0"/>
+              <w:spacing w:lineRule="auto" w:line="252" w:before="170" w:after="0"/>
               <w:ind w:left="28" w:hanging="0"/>
               <w:rPr>
                 <w:rFonts w:ascii="Calibri" w:hAnsi="Calibri" w:cs="Calibri"/>
@@ -321,8 +365,8 @@
               <mc:AlternateContent>
                 <mc:Choice Requires="wpg">
                   <w:drawing>
-                    <wp:inline distT="0" distB="0" distL="114300" distR="114300">
-                      <wp:extent cx="1858010" cy="19685"/>
+                    <wp:inline distT="0" distB="0" distL="0" distR="0">
+                      <wp:extent cx="1858645" cy="20320"/>
                       <wp:effectExtent l="0" t="0" r="0" b="0"/>
                       <wp:docPr id="3" name=""/>
                       <a:graphic xmlns:a="http://schemas.openxmlformats.org/drawingml/2006/main">
@@ -332,21 +376,21 @@
                             <wpg:grpSpPr>
                               <a:xfrm>
                                 <a:off x="0" y="0"/>
-                                <a:ext cx="1857240" cy="19080"/>
+                                <a:ext cx="1857960" cy="19800"/>
                               </a:xfrm>
                             </wpg:grpSpPr>
                             <wps:wsp>
                               <wps:cNvSpPr/>
                               <wps:spPr>
                                 <a:xfrm>
-                                  <a:off x="3592080" y="2327400"/>
-                                  <a:ext cx="1857600" cy="19440"/>
+                                  <a:off x="0" y="0"/>
+                                  <a:ext cx="1857960" cy="19800"/>
                                 </a:xfrm>
                                 <a:custGeom>
                                   <a:avLst/>
                                   <a:gdLst/>
                                   <a:ahLst/>
-                                  <a:rect l="0" t="0" r="r" b="b"/>
+                                  <a:rect l="l" t="t" r="r" b="b"/>
                                   <a:pathLst>
                                     <a:path w="5160" h="54">
                                       <a:moveTo>
@@ -374,6 +418,12 @@
                                   <a:noFill/>
                                 </a:ln>
                               </wps:spPr>
+                              <wps:style>
+                                <a:lnRef idx="0"/>
+                                <a:fillRef idx="0"/>
+                                <a:effectRef idx="0"/>
+                                <a:fontRef idx="minor"/>
+                              </wps:style>
                               <wps:bodyPr/>
                             </wps:wsp>
                           </wpg:wgp>
@@ -384,13 +434,7 @@
                 </mc:Choice>
                 <mc:Fallback>
                   <w:pict>
-                    <v:group id="shape_0" style="position:absolute;margin-left:0pt;margin-top:-1.55pt;width:146.2pt;height:1.45pt" coordorigin="0,-31" coordsize="2924,29">
-                      <v:shape id="shape_0" ID="Graphic 5" fillcolor="#f6f7f1" stroked="f" style="position:absolute;left:0;top:-31;width:2924;height:29;mso-position-vertical:top">
-                        <w10:wrap type="none"/>
-                        <v:fill o:detectmouseclick="t" type="solid" color2="#09080e"/>
-                        <v:stroke color="#3465a4" joinstyle="round" endcap="flat"/>
-                      </v:shape>
-                    </v:group>
+                    <v:group id="shape_0" style="position:absolute;margin-left:0pt;margin-top:-1.6pt;width:146.3pt;height:1.55pt" coordorigin="0,-32" coordsize="2926,31"/>
                   </w:pict>
                 </mc:Fallback>
               </mc:AlternateContent>
@@ -482,8 +526,8 @@
               <mc:AlternateContent>
                 <mc:Choice Requires="wpg">
                   <w:drawing>
-                    <wp:inline distT="0" distB="0" distL="114300" distR="114300">
-                      <wp:extent cx="1858010" cy="19685"/>
+                    <wp:inline distT="0" distB="0" distL="0" distR="0">
+                      <wp:extent cx="1858645" cy="20320"/>
                       <wp:effectExtent l="0" t="0" r="0" b="0"/>
                       <wp:docPr id="4" name=""/>
                       <a:graphic xmlns:a="http://schemas.openxmlformats.org/drawingml/2006/main">
@@ -493,21 +537,21 @@
                             <wpg:grpSpPr>
                               <a:xfrm>
                                 <a:off x="0" y="0"/>
-                                <a:ext cx="1857240" cy="19080"/>
+                                <a:ext cx="1857960" cy="19800"/>
                               </a:xfrm>
                             </wpg:grpSpPr>
                             <wps:wsp>
                               <wps:cNvSpPr/>
                               <wps:spPr>
                                 <a:xfrm>
-                                  <a:off x="3592080" y="3561120"/>
-                                  <a:ext cx="1857600" cy="19440"/>
+                                  <a:off x="0" y="0"/>
+                                  <a:ext cx="1857960" cy="19800"/>
                                 </a:xfrm>
                                 <a:custGeom>
                                   <a:avLst/>
                                   <a:gdLst/>
                                   <a:ahLst/>
-                                  <a:rect l="0" t="0" r="r" b="b"/>
+                                  <a:rect l="l" t="t" r="r" b="b"/>
                                   <a:pathLst>
                                     <a:path w="5160" h="54">
                                       <a:moveTo>
@@ -535,6 +579,12 @@
                                   <a:noFill/>
                                 </a:ln>
                               </wps:spPr>
+                              <wps:style>
+                                <a:lnRef idx="0"/>
+                                <a:fillRef idx="0"/>
+                                <a:effectRef idx="0"/>
+                                <a:fontRef idx="minor"/>
+                              </wps:style>
                               <wps:bodyPr/>
                             </wps:wsp>
                           </wpg:wgp>
@@ -545,13 +595,7 @@
                 </mc:Choice>
                 <mc:Fallback>
                   <w:pict>
-                    <v:group id="shape_0" style="position:absolute;margin-left:0pt;margin-top:-1.55pt;width:146.2pt;height:1.45pt" coordorigin="0,-31" coordsize="2924,29">
-                      <v:shape id="shape_0" ID="Graphic 5" fillcolor="#f6f7f1" stroked="f" style="position:absolute;left:0;top:-31;width:2924;height:29;mso-position-vertical:top">
-                        <w10:wrap type="none"/>
-                        <v:fill o:detectmouseclick="t" type="solid" color2="#09080e"/>
-                        <v:stroke color="#3465a4" joinstyle="round" endcap="flat"/>
-                      </v:shape>
-                    </v:group>
+                    <v:group id="shape_0" style="position:absolute;margin-left:0pt;margin-top:-1.6pt;width:146.3pt;height:1.55pt" coordorigin="0,-32" coordsize="2926,31"/>
                   </w:pict>
                 </mc:Fallback>
               </mc:AlternateContent>
@@ -958,8 +1002,8 @@
               <mc:AlternateContent>
                 <mc:Choice Requires="wpg">
                   <w:drawing>
-                    <wp:inline distT="0" distB="0" distL="114300" distR="114300">
-                      <wp:extent cx="1858010" cy="19685"/>
+                    <wp:inline distT="0" distB="0" distL="0" distR="0">
+                      <wp:extent cx="1858645" cy="20320"/>
                       <wp:effectExtent l="0" t="0" r="0" b="0"/>
                       <wp:docPr id="5" name=""/>
                       <a:graphic xmlns:a="http://schemas.openxmlformats.org/drawingml/2006/main">
@@ -969,21 +1013,21 @@
                             <wpg:grpSpPr>
                               <a:xfrm>
                                 <a:off x="0" y="0"/>
-                                <a:ext cx="1857240" cy="19080"/>
+                                <a:ext cx="1857960" cy="19800"/>
                               </a:xfrm>
                             </wpg:grpSpPr>
                             <wps:wsp>
                               <wps:cNvSpPr/>
                               <wps:spPr>
                                 <a:xfrm>
-                                  <a:off x="3592080" y="5940360"/>
-                                  <a:ext cx="1857600" cy="19440"/>
+                                  <a:off x="0" y="0"/>
+                                  <a:ext cx="1857960" cy="19800"/>
                                 </a:xfrm>
                                 <a:custGeom>
                                   <a:avLst/>
                                   <a:gdLst/>
                                   <a:ahLst/>
-                                  <a:rect l="0" t="0" r="r" b="b"/>
+                                  <a:rect l="l" t="t" r="r" b="b"/>
                                   <a:pathLst>
                                     <a:path w="5160" h="54">
                                       <a:moveTo>
@@ -1011,6 +1055,12 @@
                                   <a:noFill/>
                                 </a:ln>
                               </wps:spPr>
+                              <wps:style>
+                                <a:lnRef idx="0"/>
+                                <a:fillRef idx="0"/>
+                                <a:effectRef idx="0"/>
+                                <a:fontRef idx="minor"/>
+                              </wps:style>
                               <wps:bodyPr/>
                             </wps:wsp>
                           </wpg:wgp>
@@ -1021,13 +1071,7 @@
                 </mc:Choice>
                 <mc:Fallback>
                   <w:pict>
-                    <v:group id="shape_0" style="position:absolute;margin-left:0pt;margin-top:-1.55pt;width:146.2pt;height:1.45pt" coordorigin="0,-31" coordsize="2924,29">
-                      <v:shape id="shape_0" ID="Graphic 5" fillcolor="#f6f7f1" stroked="f" style="position:absolute;left:0;top:-31;width:2924;height:29;mso-position-vertical:top">
-                        <w10:wrap type="none"/>
-                        <v:fill o:detectmouseclick="t" type="solid" color2="#09080e"/>
-                        <v:stroke color="#3465a4" joinstyle="round" endcap="flat"/>
-                      </v:shape>
-                    </v:group>
+                    <v:group id="shape_0" style="position:absolute;margin-left:0pt;margin-top:-1.6pt;width:146.3pt;height:1.55pt" coordorigin="0,-32" coordsize="2926,31"/>
                   </w:pict>
                 </mc:Fallback>
               </mc:AlternateContent>
@@ -1303,13 +1347,57 @@
               </w:rPr>
             </w:pPr>
             <w:r>
-              <w:pict>
-                <v:shape id="shape_0" fillcolor="#7f7f7f" stroked="f" style="position:absolute;margin-left:-15.05pt;margin-top:-272.1pt;width:248.95pt;height:1037.1pt;mso-position-horizontal-relative:page;mso-position-vertical-relative:page">
-                  <w10:wrap type="none"/>
-                  <v:fill o:detectmouseclick="t" type="solid" color2="gray"/>
-                  <v:stroke color="#3465a4" joinstyle="round" endcap="flat"/>
-                </v:shape>
-              </w:pict>
+              <mc:AlternateContent>
+                <mc:Choice Requires="wps">
+                  <w:drawing>
+                    <wp:anchor behindDoc="0" distT="0" distB="0" distL="114300" distR="114300" simplePos="0" locked="0" layoutInCell="1" allowOverlap="1" relativeHeight="10">
+                      <wp:simplePos x="0" y="0"/>
+                      <wp:positionH relativeFrom="page">
+                        <wp:posOffset>-190500</wp:posOffset>
+                      </wp:positionH>
+                      <wp:positionV relativeFrom="page">
+                        <wp:posOffset>-3455035</wp:posOffset>
+                      </wp:positionV>
+                      <wp:extent cx="3162300" cy="13171805"/>
+                      <wp:effectExtent l="0" t="0" r="0" b="0"/>
+                      <wp:wrapNone/>
+                      <wp:docPr id="6" name=""/>
+                      <a:graphic xmlns:a="http://schemas.openxmlformats.org/drawingml/2006/main">
+                        <a:graphicData uri="http://schemas.microsoft.com/office/word/2010/wordprocessingShape">
+                          <wps:wsp>
+                            <wps:cNvSpPr/>
+                            <wps:spPr>
+                              <a:xfrm>
+                                <a:off x="0" y="0"/>
+                                <a:ext cx="3161520" cy="13171320"/>
+                              </a:xfrm>
+                              <a:prstGeom prst="rect">
+                                <a:avLst/>
+                              </a:prstGeom>
+                              <a:solidFill>
+                                <a:srgbClr val="7f7f7f"/>
+                              </a:solidFill>
+                              <a:ln>
+                                <a:noFill/>
+                              </a:ln>
+                            </wps:spPr>
+                            <wps:style>
+                              <a:lnRef idx="0"/>
+                              <a:fillRef idx="0"/>
+                              <a:effectRef idx="0"/>
+                              <a:fontRef idx="minor"/>
+                            </wps:style>
+                            <wps:bodyPr/>
+                          </wps:wsp>
+                        </a:graphicData>
+                      </a:graphic>
+                    </wp:anchor>
+                  </w:drawing>
+                </mc:Choice>
+                <mc:Fallback>
+                  <w:pict/>
+                </mc:Fallback>
+              </mc:AlternateContent>
             </w:r>
             <w:r>
               <w:rPr>
@@ -1485,7 +1573,7 @@
                 <w:ilvl w:val="0"/>
                 <w:numId w:val="1"/>
               </w:numPr>
-              <w:spacing w:lineRule="auto" w:line="254" w:before="13" w:after="0"/>
+              <w:spacing w:lineRule="auto" w:line="252" w:before="13" w:after="0"/>
               <w:ind w:left="350" w:right="396" w:hanging="360"/>
               <w:rPr>
                 <w:rFonts w:ascii="Calibri" w:hAnsi="Calibri" w:cs="Calibri"/>
@@ -1511,7 +1599,7 @@
                 <w:ilvl w:val="0"/>
                 <w:numId w:val="1"/>
               </w:numPr>
-              <w:spacing w:lineRule="auto" w:line="254" w:before="13" w:after="0"/>
+              <w:spacing w:lineRule="auto" w:line="252" w:before="13" w:after="0"/>
               <w:ind w:left="350" w:right="396" w:hanging="360"/>
               <w:rPr>
                 <w:rFonts w:ascii="Calibri" w:hAnsi="Calibri" w:cs="Calibri"/>
@@ -1616,7 +1704,7 @@
                 <w:ilvl w:val="0"/>
                 <w:numId w:val="1"/>
               </w:numPr>
-              <w:spacing w:lineRule="auto" w:line="254" w:before="13" w:after="0"/>
+              <w:spacing w:lineRule="auto" w:line="252" w:before="13" w:after="0"/>
               <w:ind w:left="350" w:right="396" w:hanging="360"/>
               <w:rPr>
                 <w:rFonts w:ascii="Calibri" w:hAnsi="Calibri" w:cs="Calibri"/>
@@ -1642,7 +1730,7 @@
                 <w:ilvl w:val="0"/>
                 <w:numId w:val="1"/>
               </w:numPr>
-              <w:spacing w:lineRule="auto" w:line="254" w:before="13" w:after="0"/>
+              <w:spacing w:lineRule="auto" w:line="252" w:before="13" w:after="0"/>
               <w:ind w:left="350" w:right="396" w:hanging="360"/>
               <w:rPr>
                 <w:rFonts w:ascii="Calibri" w:hAnsi="Calibri" w:cs="Calibri"/>
@@ -1726,8 +1814,8 @@
               <mc:AlternateContent>
                 <mc:Choice Requires="wpg">
                   <w:drawing>
-                    <wp:inline distT="0" distB="0" distL="114300" distR="114300">
-                      <wp:extent cx="1858010" cy="19685"/>
+                    <wp:inline distT="0" distB="0" distL="0" distR="0">
+                      <wp:extent cx="1858645" cy="20320"/>
                       <wp:effectExtent l="0" t="0" r="0" b="0"/>
                       <wp:docPr id="7" name=""/>
                       <a:graphic xmlns:a="http://schemas.openxmlformats.org/drawingml/2006/main">
@@ -1737,21 +1825,21 @@
                             <wpg:grpSpPr>
                               <a:xfrm>
                                 <a:off x="0" y="0"/>
-                                <a:ext cx="1857240" cy="19080"/>
+                                <a:ext cx="1857960" cy="19800"/>
                               </a:xfrm>
                             </wpg:grpSpPr>
                             <wps:wsp>
                               <wps:cNvSpPr/>
                               <wps:spPr>
                                 <a:xfrm>
-                                  <a:off x="3592080" y="15145560"/>
-                                  <a:ext cx="1857600" cy="19440"/>
+                                  <a:off x="0" y="0"/>
+                                  <a:ext cx="1857960" cy="19800"/>
                                 </a:xfrm>
                                 <a:custGeom>
                                   <a:avLst/>
                                   <a:gdLst/>
                                   <a:ahLst/>
-                                  <a:rect l="0" t="0" r="r" b="b"/>
+                                  <a:rect l="l" t="t" r="r" b="b"/>
                                   <a:pathLst>
                                     <a:path w="5160" h="54">
                                       <a:moveTo>
@@ -1779,6 +1867,12 @@
                                   <a:noFill/>
                                 </a:ln>
                               </wps:spPr>
+                              <wps:style>
+                                <a:lnRef idx="0"/>
+                                <a:fillRef idx="0"/>
+                                <a:effectRef idx="0"/>
+                                <a:fontRef idx="minor"/>
+                              </wps:style>
                               <wps:bodyPr/>
                             </wps:wsp>
                           </wpg:wgp>
@@ -1789,13 +1883,7 @@
                 </mc:Choice>
                 <mc:Fallback>
                   <w:pict>
-                    <v:group id="shape_0" style="position:absolute;margin-left:0pt;margin-top:-1.55pt;width:146.2pt;height:1.45pt" coordorigin="0,-31" coordsize="2924,29">
-                      <v:shape id="shape_0" ID="Graphic 5" fillcolor="#f6f7f1" stroked="f" style="position:absolute;left:0;top:-31;width:2924;height:29;mso-position-vertical:top">
-                        <w10:wrap type="none"/>
-                        <v:fill o:detectmouseclick="t" type="solid" color2="#09080e"/>
-                        <v:stroke color="#3465a4" joinstyle="round" endcap="flat"/>
-                      </v:shape>
-                    </v:group>
+                    <v:group id="shape_0" style="position:absolute;margin-left:0pt;margin-top:-1.6pt;width:146.3pt;height:1.55pt" coordorigin="0,-32" coordsize="2926,31"/>
                   </w:pict>
                 </mc:Fallback>
               </mc:AlternateContent>
@@ -1804,25 +1892,25 @@
           <w:p>
             <w:pPr>
               <w:pStyle w:val="TextBody"/>
-              <w:spacing w:lineRule="auto" w:line="254" w:before="12" w:after="0"/>
-              <w:rPr>
-                <w:rFonts w:ascii="Calibri" w:hAnsi="Calibri" w:cs="Calibri"/>
-                <w:sz w:val="20"/>
-                <w:szCs w:val="20"/>
-              </w:rPr>
-            </w:pPr>
-            <w:r>
-              <w:rPr>
-                <w:rFonts w:cs="Calibri" w:ascii="Calibri" w:hAnsi="Calibri"/>
-                <w:sz w:val="20"/>
-                <w:szCs w:val="20"/>
-              </w:rPr>
-            </w:r>
-          </w:p>
-          <w:p>
-            <w:pPr>
-              <w:pStyle w:val="TextBody"/>
-              <w:spacing w:lineRule="auto" w:line="254" w:before="12" w:after="0"/>
+              <w:spacing w:lineRule="auto" w:line="252" w:before="12" w:after="0"/>
+              <w:rPr>
+                <w:rFonts w:ascii="Calibri" w:hAnsi="Calibri" w:cs="Calibri"/>
+                <w:sz w:val="20"/>
+                <w:szCs w:val="20"/>
+              </w:rPr>
+            </w:pPr>
+            <w:r>
+              <w:rPr>
+                <w:rFonts w:cs="Calibri" w:ascii="Calibri" w:hAnsi="Calibri"/>
+                <w:sz w:val="20"/>
+                <w:szCs w:val="20"/>
+              </w:rPr>
+            </w:r>
+          </w:p>
+          <w:p>
+            <w:pPr>
+              <w:pStyle w:val="TextBody"/>
+              <w:spacing w:lineRule="auto" w:line="252" w:before="12" w:after="0"/>
               <w:rPr>
                 <w:rFonts w:ascii="Calibri" w:hAnsi="Calibri" w:cs="Calibri"/>
                 <w:color w:val="FFFFFF" w:themeColor="background1"/>
@@ -1843,7 +1931,7 @@
           <w:p>
             <w:pPr>
               <w:pStyle w:val="TextBody"/>
-              <w:spacing w:lineRule="auto" w:line="254" w:before="12" w:after="0"/>
+              <w:spacing w:lineRule="auto" w:line="252" w:before="12" w:after="0"/>
               <w:rPr>
                 <w:rFonts w:ascii="Calibri" w:hAnsi="Calibri" w:cs="Calibri"/>
                 <w:color w:val="FFFFFF" w:themeColor="background1"/>
@@ -1864,7 +1952,7 @@
           <w:p>
             <w:pPr>
               <w:pStyle w:val="TextBody"/>
-              <w:spacing w:lineRule="auto" w:line="254" w:before="12" w:after="0"/>
+              <w:spacing w:lineRule="auto" w:line="252" w:before="12" w:after="0"/>
               <w:rPr>
                 <w:rFonts w:ascii="Calibri" w:hAnsi="Calibri" w:cs="Calibri"/>
                 <w:color w:val="FFFFFF" w:themeColor="background1"/>
@@ -1947,10 +2035,10 @@
               <mc:AlternateContent>
                 <mc:Choice Requires="wpg">
                   <w:drawing>
-                    <wp:inline distT="0" distB="0" distL="114300" distR="114300">
-                      <wp:extent cx="1858010" cy="19685"/>
+                    <wp:inline distT="0" distB="0" distL="0" distR="0">
+                      <wp:extent cx="1858645" cy="20320"/>
                       <wp:effectExtent l="0" t="0" r="0" b="0"/>
-                      <wp:docPr id="8" name="Group 4"/>
+                      <wp:docPr id="8" name=""/>
                       <a:graphic xmlns:a="http://schemas.openxmlformats.org/drawingml/2006/main">
                         <a:graphicData uri="http://schemas.microsoft.com/office/word/2010/wordprocessingGroup">
                           <wpg:wgp>
@@ -1958,21 +2046,21 @@
                             <wpg:grpSpPr>
                               <a:xfrm>
                                 <a:off x="0" y="0"/>
-                                <a:ext cx="1857240" cy="19080"/>
+                                <a:ext cx="1857960" cy="19800"/>
                               </a:xfrm>
                             </wpg:grpSpPr>
                             <wps:wsp>
                               <wps:cNvSpPr/>
                               <wps:spPr>
                                 <a:xfrm>
-                                  <a:off x="3592080" y="16454160"/>
-                                  <a:ext cx="1857600" cy="19440"/>
+                                  <a:off x="0" y="0"/>
+                                  <a:ext cx="1857960" cy="19800"/>
                                 </a:xfrm>
                                 <a:custGeom>
                                   <a:avLst/>
                                   <a:gdLst/>
                                   <a:ahLst/>
-                                  <a:rect l="0" t="0" r="r" b="b"/>
+                                  <a:rect l="l" t="t" r="r" b="b"/>
                                   <a:pathLst>
                                     <a:path w="5160" h="54">
                                       <a:moveTo>
@@ -2000,6 +2088,12 @@
                                   <a:noFill/>
                                 </a:ln>
                               </wps:spPr>
+                              <wps:style>
+                                <a:lnRef idx="0"/>
+                                <a:fillRef idx="0"/>
+                                <a:effectRef idx="0"/>
+                                <a:fontRef idx="minor"/>
+                              </wps:style>
                               <wps:bodyPr/>
                             </wps:wsp>
                           </wpg:wgp>
@@ -2010,13 +2104,7 @@
                 </mc:Choice>
                 <mc:Fallback>
                   <w:pict>
-                    <v:group id="shape_0" alt="Group 4" style="position:absolute;margin-left:0pt;margin-top:-1.55pt;width:146.2pt;height:1.45pt" coordorigin="0,-31" coordsize="2924,29">
-                      <v:shape id="shape_0" ID="Graphic 5" fillcolor="#f6f7f1" stroked="f" style="position:absolute;left:0;top:-31;width:2924;height:29;mso-position-vertical:top">
-                        <w10:wrap type="none"/>
-                        <v:fill o:detectmouseclick="t" type="solid" color2="#09080e"/>
-                        <v:stroke color="#3465a4" joinstyle="round" endcap="flat"/>
-                      </v:shape>
-                    </v:group>
+                    <v:group id="shape_0" style="position:absolute;margin-left:0pt;margin-top:-1.6pt;width:146.3pt;height:1.55pt" coordorigin="0,-32" coordsize="2926,31"/>
                   </w:pict>
                 </mc:Fallback>
               </mc:AlternateContent>
@@ -2025,7 +2113,7 @@
           <w:p>
             <w:pPr>
               <w:pStyle w:val="TextBody"/>
-              <w:spacing w:lineRule="auto" w:line="254" w:before="12" w:after="0"/>
+              <w:spacing w:lineRule="auto" w:line="252" w:before="12" w:after="0"/>
               <w:rPr>
                 <w:rFonts w:ascii="Calibri" w:hAnsi="Calibri" w:cs="Calibri"/>
                 <w:sz w:val="20"/>
@@ -2047,7 +2135,7 @@
                 <w:ilvl w:val="0"/>
                 <w:numId w:val="5"/>
               </w:numPr>
-              <w:spacing w:lineRule="auto" w:line="254" w:before="12" w:after="0"/>
+              <w:spacing w:lineRule="auto" w:line="252" w:before="12" w:after="0"/>
               <w:ind w:left="455" w:hanging="360"/>
               <w:rPr>
                 <w:rFonts w:ascii="Calibri" w:hAnsi="Calibri" w:cs="Calibri"/>
@@ -2073,7 +2161,7 @@
                 <w:ilvl w:val="0"/>
                 <w:numId w:val="5"/>
               </w:numPr>
-              <w:spacing w:lineRule="auto" w:line="254" w:before="12" w:after="0"/>
+              <w:spacing w:lineRule="auto" w:line="252" w:before="12" w:after="0"/>
               <w:ind w:left="455" w:hanging="360"/>
               <w:rPr>
                 <w:rFonts w:ascii="Calibri" w:hAnsi="Calibri" w:cs="Calibri"/>
@@ -2099,7 +2187,7 @@
                 <w:ilvl w:val="0"/>
                 <w:numId w:val="5"/>
               </w:numPr>
-              <w:spacing w:lineRule="auto" w:line="254" w:before="12" w:after="0"/>
+              <w:spacing w:lineRule="auto" w:line="252" w:before="12" w:after="0"/>
               <w:ind w:left="455" w:hanging="360"/>
               <w:rPr>
                 <w:rFonts w:ascii="Calibri" w:hAnsi="Calibri" w:cs="Calibri"/>
@@ -2140,7 +2228,7 @@
           <w:p>
             <w:pPr>
               <w:pStyle w:val="TextBody"/>
-              <w:spacing w:lineRule="auto" w:line="254" w:before="12" w:after="0"/>
+              <w:spacing w:lineRule="auto" w:line="252" w:before="12" w:after="0"/>
               <w:ind w:left="28" w:hanging="0"/>
               <w:rPr>
                 <w:rFonts w:ascii="Calibri" w:hAnsi="Calibri" w:cs="Calibri"/>
@@ -2159,7 +2247,7 @@
           <w:p>
             <w:pPr>
               <w:pStyle w:val="TextBody"/>
-              <w:spacing w:lineRule="auto" w:line="254" w:before="12" w:after="0"/>
+              <w:spacing w:lineRule="auto" w:line="252" w:before="12" w:after="0"/>
               <w:ind w:left="28" w:hanging="0"/>
               <w:rPr>
                 <w:rFonts w:ascii="Calibri" w:hAnsi="Calibri" w:cs="Calibri"/>
@@ -2178,7 +2266,7 @@
           <w:p>
             <w:pPr>
               <w:pStyle w:val="TextBody"/>
-              <w:spacing w:lineRule="auto" w:line="254" w:before="12" w:after="0"/>
+              <w:spacing w:lineRule="auto" w:line="252" w:before="12" w:after="0"/>
               <w:ind w:left="28" w:hanging="0"/>
               <w:rPr>
                 <w:rFonts w:ascii="Calibri" w:hAnsi="Calibri" w:cs="Calibri"/>
@@ -2197,7 +2285,7 @@
           <w:p>
             <w:pPr>
               <w:pStyle w:val="TextBody"/>
-              <w:spacing w:lineRule="auto" w:line="254" w:before="12" w:after="0"/>
+              <w:spacing w:lineRule="auto" w:line="252" w:before="12" w:after="0"/>
               <w:ind w:left="28" w:hanging="0"/>
               <w:rPr>
                 <w:rFonts w:ascii="Calibri" w:hAnsi="Calibri" w:cs="Calibri"/>
@@ -2216,7 +2304,7 @@
           <w:p>
             <w:pPr>
               <w:pStyle w:val="TextBody"/>
-              <w:spacing w:lineRule="auto" w:line="254" w:before="12" w:after="0"/>
+              <w:spacing w:lineRule="auto" w:line="252" w:before="12" w:after="0"/>
               <w:ind w:left="28" w:hanging="0"/>
               <w:rPr>
                 <w:rFonts w:ascii="Calibri" w:hAnsi="Calibri" w:cs="Calibri"/>
@@ -2265,7 +2353,7 @@
         </w:tc>
         <w:tc>
           <w:tcPr>
-            <w:tcW w:w="269" w:type="dxa"/>
+            <w:tcW w:w="268" w:type="dxa"/>
             <w:tcBorders>
               <w:top w:val="nil"/>
               <w:left w:val="nil"/>
@@ -2293,7 +2381,7 @@
         </w:tc>
         <w:tc>
           <w:tcPr>
-            <w:tcW w:w="6572" w:type="dxa"/>
+            <w:tcW w:w="6574" w:type="dxa"/>
             <w:tcBorders>
               <w:top w:val="nil"/>
               <w:left w:val="nil"/>
@@ -2332,19 +2420,15 @@
             <w:pPr>
               <w:pStyle w:val="Normal"/>
               <w:spacing w:lineRule="auto" w:line="240" w:before="0" w:after="0"/>
-              <w:rPr>
-                <w:rFonts w:ascii="Calibri" w:hAnsi="Calibri" w:cs="Calibri"/>
+              <w:rPr/>
+            </w:pPr>
+            <w:r>
+              <w:rPr>
+                <w:rFonts w:cs="Calibri" w:ascii="Calibri" w:hAnsi="Calibri"/>
                 <w:sz w:val="28"/>
                 <w:szCs w:val="28"/>
               </w:rPr>
-            </w:pPr>
-            <w:r>
-              <w:rPr>
-                <w:rFonts w:cs="Calibri" w:ascii="Calibri" w:hAnsi="Calibri"/>
-                <w:sz w:val="28"/>
-                <w:szCs w:val="28"/>
-              </w:rPr>
-              <w:t>Full Stack Developer</w:t>
+              <w:t>Laravel Developer</w:t>
             </w:r>
           </w:p>
           <w:p>
@@ -2559,18 +2643,18 @@
               <mc:AlternateContent>
                 <mc:Choice Requires="wps">
                   <w:drawing>
-                    <wp:anchor behindDoc="0" distT="0" distB="0" distL="114300" distR="114300" simplePos="0" locked="0" layoutInCell="1" allowOverlap="1" relativeHeight="6">
+                    <wp:anchor behindDoc="0" distT="0" distB="0" distL="0" distR="0" simplePos="0" locked="0" layoutInCell="1" allowOverlap="1" relativeHeight="3">
                       <wp:simplePos x="0" y="0"/>
                       <wp:positionH relativeFrom="column">
-                        <wp:posOffset>4378960</wp:posOffset>
+                        <wp:posOffset>4379595</wp:posOffset>
                       </wp:positionH>
                       <wp:positionV relativeFrom="paragraph">
-                        <wp:posOffset>328930</wp:posOffset>
+                        <wp:posOffset>333375</wp:posOffset>
                       </wp:positionV>
-                      <wp:extent cx="2776855" cy="9525"/>
+                      <wp:extent cx="2777490" cy="10160"/>
                       <wp:effectExtent l="0" t="0" r="0" b="0"/>
                       <wp:wrapNone/>
-                      <wp:docPr id="12" name=""/>
+                      <wp:docPr id="12" name="Image1"/>
                       <a:graphic xmlns:a="http://schemas.openxmlformats.org/drawingml/2006/main">
                         <a:graphicData uri="http://schemas.microsoft.com/office/word/2010/wordprocessingShape">
                           <wps:wsp>
@@ -2578,7 +2662,7 @@
                             <wps:spPr>
                               <a:xfrm>
                                 <a:off x="0" y="0"/>
-                                <a:ext cx="3956040" cy="6480"/>
+                                <a:ext cx="2776680" cy="4320"/>
                               </a:xfrm>
                               <a:prstGeom prst="line">
                                 <a:avLst/>
@@ -2605,7 +2689,7 @@
                 </mc:Choice>
                 <mc:Fallback>
                   <w:pict>
-                    <v:line id="shape_0" from="344.8pt,25.75pt" to="656.25pt,26.2pt" stroked="t" style="position:absolute">
+                    <v:line id="shape_0" from="344.85pt,26.1pt" to="563.45pt,26.4pt" ID="Image1" stroked="t" style="position:absolute">
                       <v:stroke color="black" weight="12600" joinstyle="miter" endcap="flat"/>
                       <v:fill o:detectmouseclick="t" on="false"/>
                     </v:line>
@@ -2623,19 +2707,7 @@
                 <w:sz w:val="24"/>
                 <w:szCs w:val="24"/>
               </w:rPr>
-              <w:t>E</w:t>
-            </w:r>
-            <w:r>
-              <w:rPr>
-                <w:rFonts w:cs="Calibri" w:ascii="Calibri" w:hAnsi="Calibri"/>
-                <w:b/>
-                <w:bCs/>
-                <w:color w:val="auto"/>
-                <w:spacing w:val="-2"/>
-                <w:sz w:val="24"/>
-                <w:szCs w:val="24"/>
-              </w:rPr>
-              <w:t>ducation</w:t>
+              <w:t>Education</w:t>
             </w:r>
           </w:p>
           <w:p>
@@ -3000,18 +3072,18 @@
               <mc:AlternateContent>
                 <mc:Choice Requires="wps">
                   <w:drawing>
-                    <wp:anchor behindDoc="0" distT="0" distB="0" distL="114300" distR="114300" simplePos="0" locked="0" layoutInCell="1" allowOverlap="1" relativeHeight="7">
+                    <wp:anchor behindDoc="0" distT="0" distB="0" distL="0" distR="0" simplePos="0" locked="0" layoutInCell="1" allowOverlap="1" relativeHeight="4">
                       <wp:simplePos x="0" y="0"/>
                       <wp:positionH relativeFrom="column">
-                        <wp:posOffset>4378960</wp:posOffset>
+                        <wp:posOffset>4379595</wp:posOffset>
                       </wp:positionH>
                       <wp:positionV relativeFrom="paragraph">
-                        <wp:posOffset>445135</wp:posOffset>
+                        <wp:posOffset>449580</wp:posOffset>
                       </wp:positionV>
-                      <wp:extent cx="2776855" cy="9525"/>
+                      <wp:extent cx="2777490" cy="10160"/>
                       <wp:effectExtent l="0" t="0" r="0" b="0"/>
                       <wp:wrapNone/>
-                      <wp:docPr id="13" name=""/>
+                      <wp:docPr id="13" name="Image2"/>
                       <a:graphic xmlns:a="http://schemas.openxmlformats.org/drawingml/2006/main">
                         <a:graphicData uri="http://schemas.microsoft.com/office/word/2010/wordprocessingShape">
                           <wps:wsp>
@@ -3019,7 +3091,7 @@
                             <wps:spPr>
                               <a:xfrm>
                                 <a:off x="0" y="0"/>
-                                <a:ext cx="3956040" cy="6480"/>
+                                <a:ext cx="2776680" cy="4320"/>
                               </a:xfrm>
                               <a:prstGeom prst="line">
                                 <a:avLst/>
@@ -3046,7 +3118,7 @@
                 </mc:Choice>
                 <mc:Fallback>
                   <w:pict>
-                    <v:line id="shape_0" from="344.8pt,34.9pt" to="656.25pt,35.35pt" stroked="t" style="position:absolute">
+                    <v:line id="shape_0" from="344.85pt,35.25pt" to="563.45pt,35.55pt" ID="Image2" stroked="t" style="position:absolute">
                       <v:stroke color="black" weight="12600" joinstyle="miter" endcap="flat"/>
                       <v:fill o:detectmouseclick="t" on="false"/>
                     </v:line>
@@ -3063,1614 +3135,1603 @@
                 <w:sz w:val="24"/>
                 <w:szCs w:val="24"/>
               </w:rPr>
-              <w:t>P</w:t>
-            </w:r>
-            <w:r>
-              <w:rPr>
-                <w:rFonts w:cs="Calibri" w:ascii="Calibri" w:hAnsi="Calibri"/>
-                <w:b/>
-                <w:bCs/>
-                <w:color w:val="auto"/>
+              <w:t>Projects</w:t>
+            </w:r>
+          </w:p>
+          <w:p>
+            <w:pPr>
+              <w:pStyle w:val="TextBody"/>
+              <w:spacing w:lineRule="auto" w:line="240" w:before="0" w:after="0"/>
+              <w:rPr>
+                <w:rFonts w:ascii="Calibri" w:hAnsi="Calibri" w:cs="Calibri"/>
+                <w:b/>
+                <w:b/>
+                <w:bCs/>
+                <w:sz w:val="20"/>
+                <w:szCs w:val="20"/>
+              </w:rPr>
+            </w:pPr>
+            <w:r>
+              <w:rPr>
+                <w:rFonts w:cs="Calibri" w:ascii="Calibri" w:hAnsi="Calibri"/>
+                <w:b/>
+                <w:bCs/>
+                <w:sz w:val="20"/>
+                <w:szCs w:val="20"/>
+              </w:rPr>
+              <w:t>Project Name :- ClientPoint</w:t>
+            </w:r>
+          </w:p>
+          <w:p>
+            <w:pPr>
+              <w:pStyle w:val="TextBody"/>
+              <w:spacing w:lineRule="auto" w:line="240" w:before="0" w:after="0"/>
+              <w:rPr>
+                <w:rFonts w:ascii="Calibri" w:hAnsi="Calibri" w:cs="Calibri"/>
+                <w:bCs/>
+                <w:sz w:val="20"/>
+                <w:szCs w:val="20"/>
+              </w:rPr>
+            </w:pPr>
+            <w:r>
+              <w:rPr>
+                <w:rFonts w:cs="Calibri" w:ascii="Calibri" w:hAnsi="Calibri"/>
+                <w:bCs/>
+                <w:sz w:val="20"/>
+                <w:szCs w:val="20"/>
+              </w:rPr>
+              <w:t>Duration:- June 2019 – April 2025</w:t>
+            </w:r>
+          </w:p>
+          <w:p>
+            <w:pPr>
+              <w:pStyle w:val="TextBody"/>
+              <w:spacing w:lineRule="auto" w:line="240" w:before="0" w:after="0"/>
+              <w:rPr>
+                <w:rFonts w:ascii="Calibri" w:hAnsi="Calibri" w:cs="Calibri"/>
+                <w:bCs/>
+                <w:sz w:val="20"/>
+                <w:szCs w:val="20"/>
+              </w:rPr>
+            </w:pPr>
+            <w:r>
+              <w:rPr>
+                <w:rFonts w:cs="Calibri" w:ascii="Calibri" w:hAnsi="Calibri"/>
+                <w:bCs/>
+                <w:sz w:val="20"/>
+                <w:szCs w:val="20"/>
+              </w:rPr>
+              <w:t>Client :- USA</w:t>
+            </w:r>
+          </w:p>
+          <w:p>
+            <w:pPr>
+              <w:pStyle w:val="TextBody"/>
+              <w:spacing w:lineRule="auto" w:line="240" w:before="0" w:after="0"/>
+              <w:rPr>
+                <w:rFonts w:ascii="Calibri" w:hAnsi="Calibri" w:cs="Calibri"/>
+                <w:bCs/>
+                <w:sz w:val="20"/>
+                <w:szCs w:val="20"/>
+              </w:rPr>
+            </w:pPr>
+            <w:r>
+              <w:rPr>
+                <w:rFonts w:cs="Calibri" w:ascii="Calibri" w:hAnsi="Calibri"/>
+                <w:bCs/>
+                <w:sz w:val="20"/>
+                <w:szCs w:val="20"/>
+              </w:rPr>
+              <w:t>Organization :- Softobiz</w:t>
+            </w:r>
+          </w:p>
+          <w:p>
+            <w:pPr>
+              <w:pStyle w:val="TextBody"/>
+              <w:spacing w:lineRule="auto" w:line="240" w:before="0" w:after="0"/>
+              <w:rPr>
+                <w:rFonts w:ascii="Calibri" w:hAnsi="Calibri" w:cs="Calibri"/>
+                <w:bCs/>
+                <w:sz w:val="20"/>
+                <w:szCs w:val="20"/>
+              </w:rPr>
+            </w:pPr>
+            <w:r>
+              <w:rPr>
+                <w:rFonts w:cs="Calibri" w:ascii="Calibri" w:hAnsi="Calibri"/>
+                <w:bCs/>
+                <w:sz w:val="20"/>
+                <w:szCs w:val="20"/>
+              </w:rPr>
+              <w:t>Platform:- ReactJs, NodeJs, ExpressJs, MongoDB, Javascript, Jquery</w:t>
+            </w:r>
+          </w:p>
+          <w:p>
+            <w:pPr>
+              <w:pStyle w:val="TextBody"/>
+              <w:spacing w:lineRule="auto" w:line="240" w:before="0" w:after="0"/>
+              <w:rPr>
+                <w:rFonts w:ascii="Calibri" w:hAnsi="Calibri" w:cs="Calibri"/>
+                <w:sz w:val="20"/>
+                <w:szCs w:val="20"/>
+              </w:rPr>
+            </w:pPr>
+            <w:r>
+              <w:rPr>
+                <w:rFonts w:cs="Calibri" w:ascii="Calibri" w:hAnsi="Calibri"/>
+                <w:bCs/>
+                <w:sz w:val="20"/>
+                <w:szCs w:val="20"/>
+              </w:rPr>
+              <w:t xml:space="preserve">Description:- </w:t>
+            </w:r>
+            <w:r>
+              <w:rPr>
+                <w:rFonts w:cs="Calibri" w:ascii="Calibri" w:hAnsi="Calibri"/>
+                <w:sz w:val="20"/>
+                <w:szCs w:val="20"/>
+              </w:rPr>
+              <w:t>ClientPoint is application, where user can create business proposals and can share these proposals to the customer.</w:t>
+            </w:r>
+          </w:p>
+          <w:p>
+            <w:pPr>
+              <w:pStyle w:val="TextBody"/>
+              <w:spacing w:lineRule="auto" w:line="240" w:before="0" w:after="0"/>
+              <w:rPr>
+                <w:rFonts w:ascii="Calibri" w:hAnsi="Calibri" w:cs="Calibri"/>
+                <w:sz w:val="20"/>
+                <w:szCs w:val="20"/>
+              </w:rPr>
+            </w:pPr>
+            <w:r>
+              <w:rPr>
+                <w:rFonts w:cs="Calibri" w:ascii="Calibri" w:hAnsi="Calibri"/>
+                <w:sz w:val="20"/>
+                <w:szCs w:val="20"/>
+              </w:rPr>
+            </w:r>
+          </w:p>
+          <w:p>
+            <w:pPr>
+              <w:pStyle w:val="TextBody"/>
+              <w:spacing w:lineRule="auto" w:line="240" w:before="0" w:after="0"/>
+              <w:rPr>
+                <w:rFonts w:ascii="Calibri" w:hAnsi="Calibri" w:cs="Calibri"/>
+                <w:b/>
+                <w:b/>
+                <w:bCs/>
+                <w:sz w:val="20"/>
+                <w:szCs w:val="20"/>
+              </w:rPr>
+            </w:pPr>
+            <w:r>
+              <w:rPr>
+                <w:rFonts w:cs="Calibri" w:ascii="Calibri" w:hAnsi="Calibri"/>
+                <w:b/>
+                <w:bCs/>
+                <w:sz w:val="20"/>
+                <w:szCs w:val="20"/>
+              </w:rPr>
+              <w:t>Project Name :- ClientBridge</w:t>
+            </w:r>
+          </w:p>
+          <w:p>
+            <w:pPr>
+              <w:pStyle w:val="TextBody"/>
+              <w:spacing w:lineRule="auto" w:line="240" w:before="0" w:after="0"/>
+              <w:rPr>
+                <w:rFonts w:ascii="Calibri" w:hAnsi="Calibri" w:cs="Calibri"/>
+                <w:bCs/>
+                <w:sz w:val="20"/>
+                <w:szCs w:val="20"/>
+              </w:rPr>
+            </w:pPr>
+            <w:r>
+              <w:rPr>
+                <w:rFonts w:cs="Calibri" w:ascii="Calibri" w:hAnsi="Calibri"/>
+                <w:bCs/>
+                <w:sz w:val="20"/>
+                <w:szCs w:val="20"/>
+              </w:rPr>
+              <w:t>Duration:- Jan 2021 – March 2025</w:t>
+            </w:r>
+          </w:p>
+          <w:p>
+            <w:pPr>
+              <w:pStyle w:val="TextBody"/>
+              <w:spacing w:lineRule="auto" w:line="240" w:before="0" w:after="0"/>
+              <w:rPr>
+                <w:rFonts w:ascii="Calibri" w:hAnsi="Calibri" w:cs="Calibri"/>
+                <w:bCs/>
+                <w:sz w:val="20"/>
+                <w:szCs w:val="20"/>
+              </w:rPr>
+            </w:pPr>
+            <w:r>
+              <w:rPr>
+                <w:rFonts w:cs="Calibri" w:ascii="Calibri" w:hAnsi="Calibri"/>
+                <w:bCs/>
+                <w:sz w:val="20"/>
+                <w:szCs w:val="20"/>
+              </w:rPr>
+              <w:t>Client :- UK</w:t>
+            </w:r>
+          </w:p>
+          <w:p>
+            <w:pPr>
+              <w:pStyle w:val="TextBody"/>
+              <w:spacing w:lineRule="auto" w:line="240" w:before="0" w:after="0"/>
+              <w:rPr>
+                <w:rFonts w:ascii="Calibri" w:hAnsi="Calibri" w:cs="Calibri"/>
+                <w:bCs/>
+                <w:sz w:val="20"/>
+                <w:szCs w:val="20"/>
+              </w:rPr>
+            </w:pPr>
+            <w:r>
+              <w:rPr>
+                <w:rFonts w:cs="Calibri" w:ascii="Calibri" w:hAnsi="Calibri"/>
+                <w:bCs/>
+                <w:sz w:val="20"/>
+                <w:szCs w:val="20"/>
+              </w:rPr>
+              <w:t>Organization :- Softobiz</w:t>
+            </w:r>
+          </w:p>
+          <w:p>
+            <w:pPr>
+              <w:pStyle w:val="TextBody"/>
+              <w:spacing w:lineRule="auto" w:line="240" w:before="0" w:after="0"/>
+              <w:rPr>
+                <w:rFonts w:ascii="Calibri" w:hAnsi="Calibri" w:cs="Calibri"/>
+                <w:bCs/>
+                <w:sz w:val="20"/>
+                <w:szCs w:val="20"/>
+              </w:rPr>
+            </w:pPr>
+            <w:r>
+              <w:rPr>
+                <w:rFonts w:cs="Calibri" w:ascii="Calibri" w:hAnsi="Calibri"/>
+                <w:bCs/>
+                <w:sz w:val="20"/>
+                <w:szCs w:val="20"/>
+              </w:rPr>
+              <w:t>Platform:- Laravel, Javascript, Jquery</w:t>
+            </w:r>
+          </w:p>
+          <w:p>
+            <w:pPr>
+              <w:pStyle w:val="TextBody"/>
+              <w:spacing w:lineRule="auto" w:line="240" w:before="0" w:after="0"/>
+              <w:rPr>
+                <w:rFonts w:ascii="Calibri" w:hAnsi="Calibri" w:cs="Calibri"/>
+                <w:sz w:val="20"/>
+                <w:szCs w:val="20"/>
+              </w:rPr>
+            </w:pPr>
+            <w:r>
+              <w:rPr>
+                <w:rFonts w:cs="Calibri" w:ascii="Calibri" w:hAnsi="Calibri"/>
+                <w:bCs/>
+                <w:sz w:val="20"/>
+                <w:szCs w:val="20"/>
+              </w:rPr>
+              <w:t>Description:-</w:t>
+            </w:r>
+            <w:r>
+              <w:rPr>
+                <w:rFonts w:cs="Calibri" w:ascii="Calibri" w:hAnsi="Calibri"/>
+                <w:sz w:val="20"/>
+                <w:szCs w:val="20"/>
+              </w:rPr>
+              <w:t xml:space="preserve"> This is formed in Laravel which handles the information about the Orphan’s kids and their care takers.</w:t>
+            </w:r>
+          </w:p>
+          <w:p>
+            <w:pPr>
+              <w:pStyle w:val="TextBody"/>
+              <w:spacing w:lineRule="auto" w:line="240" w:before="0" w:after="0"/>
+              <w:rPr>
+                <w:rFonts w:ascii="Calibri" w:hAnsi="Calibri" w:cs="Calibri"/>
+                <w:sz w:val="20"/>
+                <w:szCs w:val="20"/>
+              </w:rPr>
+            </w:pPr>
+            <w:r>
+              <w:rPr>
+                <w:rFonts w:cs="Calibri" w:ascii="Calibri" w:hAnsi="Calibri"/>
+                <w:sz w:val="20"/>
+                <w:szCs w:val="20"/>
+              </w:rPr>
+            </w:r>
+          </w:p>
+          <w:p>
+            <w:pPr>
+              <w:pStyle w:val="TextBody"/>
+              <w:spacing w:lineRule="auto" w:line="240" w:before="0" w:after="0"/>
+              <w:rPr>
+                <w:rFonts w:ascii="Calibri" w:hAnsi="Calibri" w:cs="Calibri"/>
+                <w:b/>
+                <w:b/>
+                <w:bCs/>
+                <w:sz w:val="20"/>
+                <w:szCs w:val="20"/>
+              </w:rPr>
+            </w:pPr>
+            <w:r>
+              <w:rPr>
+                <w:rFonts w:cs="Calibri" w:ascii="Calibri" w:hAnsi="Calibri"/>
+                <w:b/>
+                <w:bCs/>
+                <w:sz w:val="20"/>
+                <w:szCs w:val="20"/>
+              </w:rPr>
+              <w:t>Project Name :- Incodis</w:t>
+            </w:r>
+          </w:p>
+          <w:p>
+            <w:pPr>
+              <w:pStyle w:val="TextBody"/>
+              <w:spacing w:lineRule="auto" w:line="240" w:before="0" w:after="0"/>
+              <w:rPr>
+                <w:rFonts w:ascii="Calibri" w:hAnsi="Calibri" w:cs="Calibri"/>
+                <w:bCs/>
+                <w:sz w:val="20"/>
+                <w:szCs w:val="20"/>
+              </w:rPr>
+            </w:pPr>
+            <w:r>
+              <w:rPr>
+                <w:rFonts w:cs="Calibri" w:ascii="Calibri" w:hAnsi="Calibri"/>
+                <w:bCs/>
+                <w:sz w:val="20"/>
+                <w:szCs w:val="20"/>
+              </w:rPr>
+              <w:t>Duration:- June 2015 – May 2016</w:t>
+            </w:r>
+          </w:p>
+          <w:p>
+            <w:pPr>
+              <w:pStyle w:val="TextBody"/>
+              <w:spacing w:lineRule="auto" w:line="240" w:before="0" w:after="0"/>
+              <w:rPr>
+                <w:rFonts w:ascii="Calibri" w:hAnsi="Calibri" w:cs="Calibri"/>
+                <w:bCs/>
+                <w:sz w:val="20"/>
+                <w:szCs w:val="20"/>
+              </w:rPr>
+            </w:pPr>
+            <w:r>
+              <w:rPr>
+                <w:rFonts w:cs="Calibri" w:ascii="Calibri" w:hAnsi="Calibri"/>
+                <w:bCs/>
+                <w:sz w:val="20"/>
+                <w:szCs w:val="20"/>
+              </w:rPr>
+              <w:t>Client :- USA</w:t>
+            </w:r>
+          </w:p>
+          <w:p>
+            <w:pPr>
+              <w:pStyle w:val="TextBody"/>
+              <w:spacing w:lineRule="auto" w:line="240" w:before="0" w:after="0"/>
+              <w:rPr>
+                <w:rFonts w:ascii="Calibri" w:hAnsi="Calibri" w:cs="Calibri"/>
+                <w:bCs/>
+                <w:sz w:val="20"/>
+                <w:szCs w:val="20"/>
+              </w:rPr>
+            </w:pPr>
+            <w:r>
+              <w:rPr>
+                <w:rFonts w:cs="Calibri" w:ascii="Calibri" w:hAnsi="Calibri"/>
+                <w:bCs/>
+                <w:sz w:val="20"/>
+                <w:szCs w:val="20"/>
+              </w:rPr>
+              <w:t>Organization :- Softobiz</w:t>
+            </w:r>
+          </w:p>
+          <w:p>
+            <w:pPr>
+              <w:pStyle w:val="TextBody"/>
+              <w:spacing w:lineRule="auto" w:line="240" w:before="0" w:after="0"/>
+              <w:rPr>
+                <w:rFonts w:ascii="Calibri" w:hAnsi="Calibri" w:cs="Calibri"/>
+                <w:bCs/>
+                <w:sz w:val="20"/>
+                <w:szCs w:val="20"/>
+              </w:rPr>
+            </w:pPr>
+            <w:r>
+              <w:rPr>
+                <w:rFonts w:cs="Calibri" w:ascii="Calibri" w:hAnsi="Calibri"/>
+                <w:bCs/>
+                <w:sz w:val="20"/>
+                <w:szCs w:val="20"/>
+              </w:rPr>
+              <w:t>Platform:- Yii2, MySql, ReactJs Javascript, Jquery</w:t>
+            </w:r>
+          </w:p>
+          <w:p>
+            <w:pPr>
+              <w:pStyle w:val="TextBody"/>
+              <w:spacing w:lineRule="auto" w:line="240" w:before="0" w:after="0"/>
+              <w:rPr>
+                <w:rFonts w:ascii="Calibri" w:hAnsi="Calibri" w:cs="Calibri"/>
+                <w:bCs/>
+                <w:sz w:val="20"/>
+                <w:szCs w:val="20"/>
+              </w:rPr>
+            </w:pPr>
+            <w:r>
+              <w:rPr>
+                <w:rFonts w:cs="Calibri" w:ascii="Calibri" w:hAnsi="Calibri"/>
+                <w:bCs/>
+                <w:sz w:val="20"/>
+                <w:szCs w:val="20"/>
+              </w:rPr>
+              <w:t>Description:- Incodis contains information about laws, Rules, Regulations, Notification, Orders, Circulations, Criminal and other sections etc.</w:t>
+            </w:r>
+          </w:p>
+          <w:p>
+            <w:pPr>
+              <w:pStyle w:val="TextBody"/>
+              <w:spacing w:lineRule="auto" w:line="240" w:before="0" w:after="0"/>
+              <w:rPr>
+                <w:rFonts w:ascii="Calibri" w:hAnsi="Calibri" w:cs="Calibri"/>
+                <w:b/>
+                <w:b/>
+                <w:bCs/>
+                <w:sz w:val="20"/>
+                <w:szCs w:val="20"/>
+              </w:rPr>
+            </w:pPr>
+            <w:r>
+              <w:rPr>
+                <w:rFonts w:cs="Calibri" w:ascii="Calibri" w:hAnsi="Calibri"/>
+                <w:b/>
+                <w:bCs/>
+                <w:sz w:val="20"/>
+                <w:szCs w:val="20"/>
+              </w:rPr>
+            </w:r>
+          </w:p>
+          <w:p>
+            <w:pPr>
+              <w:pStyle w:val="TextBody"/>
+              <w:spacing w:lineRule="auto" w:line="240" w:before="0" w:after="0"/>
+              <w:rPr>
+                <w:rFonts w:ascii="Calibri" w:hAnsi="Calibri" w:cs="Calibri"/>
+                <w:b/>
+                <w:b/>
+                <w:bCs/>
+                <w:sz w:val="20"/>
+                <w:szCs w:val="20"/>
+              </w:rPr>
+            </w:pPr>
+            <w:r>
+              <w:rPr>
+                <w:rFonts w:cs="Calibri" w:ascii="Calibri" w:hAnsi="Calibri"/>
+                <w:b/>
+                <w:bCs/>
+                <w:sz w:val="20"/>
+                <w:szCs w:val="20"/>
+              </w:rPr>
+            </w:r>
+          </w:p>
+          <w:p>
+            <w:pPr>
+              <w:pStyle w:val="TextBody"/>
+              <w:spacing w:lineRule="auto" w:line="240" w:before="0" w:after="0"/>
+              <w:rPr>
+                <w:rFonts w:ascii="Calibri" w:hAnsi="Calibri" w:cs="Calibri"/>
+                <w:b/>
+                <w:b/>
+                <w:bCs/>
+                <w:sz w:val="20"/>
+                <w:szCs w:val="20"/>
+              </w:rPr>
+            </w:pPr>
+            <w:r>
+              <w:rPr>
+                <w:rFonts w:cs="Calibri" w:ascii="Calibri" w:hAnsi="Calibri"/>
+                <w:b/>
+                <w:bCs/>
+                <w:sz w:val="20"/>
+                <w:szCs w:val="20"/>
+              </w:rPr>
+            </w:r>
+          </w:p>
+          <w:p>
+            <w:pPr>
+              <w:pStyle w:val="TextBody"/>
+              <w:spacing w:lineRule="auto" w:line="240" w:before="0" w:after="0"/>
+              <w:rPr>
+                <w:rFonts w:ascii="Calibri" w:hAnsi="Calibri" w:cs="Calibri"/>
+                <w:b/>
+                <w:b/>
+                <w:bCs/>
+                <w:sz w:val="20"/>
+                <w:szCs w:val="20"/>
+              </w:rPr>
+            </w:pPr>
+            <w:r>
+              <w:rPr>
+                <w:rFonts w:cs="Calibri" w:ascii="Calibri" w:hAnsi="Calibri"/>
+                <w:b/>
+                <w:bCs/>
+                <w:sz w:val="20"/>
+                <w:szCs w:val="20"/>
+              </w:rPr>
+            </w:r>
+          </w:p>
+          <w:p>
+            <w:pPr>
+              <w:pStyle w:val="TextBody"/>
+              <w:spacing w:lineRule="auto" w:line="240" w:before="0" w:after="0"/>
+              <w:rPr>
+                <w:rFonts w:ascii="Calibri" w:hAnsi="Calibri" w:cs="Calibri"/>
+                <w:b/>
+                <w:b/>
+                <w:bCs/>
+                <w:sz w:val="20"/>
+                <w:szCs w:val="20"/>
+              </w:rPr>
+            </w:pPr>
+            <w:r>
+              <w:rPr>
+                <w:rFonts w:cs="Calibri" w:ascii="Calibri" w:hAnsi="Calibri"/>
+                <w:b/>
+                <w:bCs/>
+                <w:sz w:val="20"/>
+                <w:szCs w:val="20"/>
+              </w:rPr>
+            </w:r>
+          </w:p>
+          <w:p>
+            <w:pPr>
+              <w:pStyle w:val="TextBody"/>
+              <w:spacing w:lineRule="auto" w:line="240" w:before="0" w:after="0"/>
+              <w:rPr>
+                <w:rFonts w:ascii="Calibri" w:hAnsi="Calibri" w:cs="Calibri"/>
+                <w:b/>
+                <w:b/>
+                <w:bCs/>
+                <w:sz w:val="20"/>
+                <w:szCs w:val="20"/>
+              </w:rPr>
+            </w:pPr>
+            <w:r>
+              <w:rPr>
+                <w:rFonts w:cs="Calibri" w:ascii="Calibri" w:hAnsi="Calibri"/>
+                <w:b/>
+                <w:bCs/>
+                <w:sz w:val="20"/>
+                <w:szCs w:val="20"/>
+              </w:rPr>
+              <w:t>Project Name :- Score Card</w:t>
+            </w:r>
+          </w:p>
+          <w:p>
+            <w:pPr>
+              <w:pStyle w:val="TextBody"/>
+              <w:spacing w:lineRule="auto" w:line="240" w:before="0" w:after="0"/>
+              <w:rPr>
+                <w:rFonts w:ascii="Calibri" w:hAnsi="Calibri" w:cs="Calibri"/>
+                <w:bCs/>
+                <w:sz w:val="20"/>
+                <w:szCs w:val="20"/>
+              </w:rPr>
+            </w:pPr>
+            <w:r>
+              <w:rPr>
+                <w:rFonts w:cs="Calibri" w:ascii="Calibri" w:hAnsi="Calibri"/>
+                <w:bCs/>
+                <w:sz w:val="20"/>
+                <w:szCs w:val="20"/>
+              </w:rPr>
+              <w:t>Duration:- June 2015 – May 2016</w:t>
+            </w:r>
+          </w:p>
+          <w:p>
+            <w:pPr>
+              <w:pStyle w:val="TextBody"/>
+              <w:spacing w:lineRule="auto" w:line="240" w:before="0" w:after="0"/>
+              <w:rPr>
+                <w:rFonts w:ascii="Calibri" w:hAnsi="Calibri" w:cs="Calibri"/>
+                <w:bCs/>
+                <w:sz w:val="20"/>
+                <w:szCs w:val="20"/>
+              </w:rPr>
+            </w:pPr>
+            <w:r>
+              <w:rPr>
+                <w:rFonts w:cs="Calibri" w:ascii="Calibri" w:hAnsi="Calibri"/>
+                <w:bCs/>
+                <w:sz w:val="20"/>
+                <w:szCs w:val="20"/>
+              </w:rPr>
+              <w:t>Client :- USA</w:t>
+            </w:r>
+          </w:p>
+          <w:p>
+            <w:pPr>
+              <w:pStyle w:val="TextBody"/>
+              <w:spacing w:lineRule="auto" w:line="240" w:before="0" w:after="0"/>
+              <w:rPr>
+                <w:rFonts w:ascii="Calibri" w:hAnsi="Calibri" w:cs="Calibri"/>
+                <w:bCs/>
+                <w:sz w:val="20"/>
+                <w:szCs w:val="20"/>
+              </w:rPr>
+            </w:pPr>
+            <w:r>
+              <w:rPr>
+                <w:rFonts w:cs="Calibri" w:ascii="Calibri" w:hAnsi="Calibri"/>
+                <w:bCs/>
+                <w:sz w:val="20"/>
+                <w:szCs w:val="20"/>
+              </w:rPr>
+              <w:t>Organization :- Softobiz</w:t>
+            </w:r>
+          </w:p>
+          <w:p>
+            <w:pPr>
+              <w:pStyle w:val="TextBody"/>
+              <w:spacing w:lineRule="auto" w:line="240" w:before="0" w:after="0"/>
+              <w:rPr>
+                <w:rFonts w:ascii="Calibri" w:hAnsi="Calibri" w:cs="Calibri"/>
+                <w:bCs/>
+                <w:sz w:val="20"/>
+                <w:szCs w:val="20"/>
+              </w:rPr>
+            </w:pPr>
+            <w:r>
+              <w:rPr>
+                <w:rFonts w:cs="Calibri" w:ascii="Calibri" w:hAnsi="Calibri"/>
+                <w:bCs/>
+                <w:sz w:val="20"/>
+                <w:szCs w:val="20"/>
+              </w:rPr>
+              <w:t>Platform:- CodeIgniter, Angular 1.0, Javascript, Jquery</w:t>
+            </w:r>
+          </w:p>
+          <w:p>
+            <w:pPr>
+              <w:pStyle w:val="TextBody"/>
+              <w:spacing w:lineRule="auto" w:line="240" w:before="0" w:after="0"/>
+              <w:rPr>
+                <w:rFonts w:ascii="Calibri" w:hAnsi="Calibri" w:cs="Calibri"/>
+                <w:bCs/>
+                <w:sz w:val="20"/>
+                <w:szCs w:val="20"/>
+              </w:rPr>
+            </w:pPr>
+            <w:r>
+              <w:rPr>
+                <w:rFonts w:cs="Calibri" w:ascii="Calibri" w:hAnsi="Calibri"/>
+                <w:bCs/>
+                <w:sz w:val="20"/>
+                <w:szCs w:val="20"/>
+              </w:rPr>
+              <w:t>Description:- Score Card is a project of Multi Specialty Hospital on which you can search a doctor for their specialty and get appointment and give reviews.</w:t>
+            </w:r>
+          </w:p>
+          <w:p>
+            <w:pPr>
+              <w:pStyle w:val="TextBody"/>
+              <w:spacing w:lineRule="auto" w:line="240" w:before="0" w:after="0"/>
+              <w:rPr>
+                <w:rFonts w:ascii="Calibri" w:hAnsi="Calibri" w:cs="Calibri"/>
+                <w:bCs/>
+                <w:sz w:val="20"/>
+                <w:szCs w:val="20"/>
+              </w:rPr>
+            </w:pPr>
+            <w:r>
+              <w:rPr>
+                <w:rFonts w:cs="Calibri" w:ascii="Calibri" w:hAnsi="Calibri"/>
+                <w:bCs/>
+                <w:sz w:val="20"/>
+                <w:szCs w:val="20"/>
+              </w:rPr>
+            </w:r>
+          </w:p>
+          <w:p>
+            <w:pPr>
+              <w:pStyle w:val="TextBody"/>
+              <w:spacing w:lineRule="auto" w:line="240" w:before="0" w:after="0"/>
+              <w:rPr>
+                <w:rFonts w:ascii="Calibri" w:hAnsi="Calibri" w:cs="Calibri"/>
+                <w:b/>
+                <w:b/>
+                <w:bCs/>
+                <w:sz w:val="20"/>
+                <w:szCs w:val="20"/>
+              </w:rPr>
+            </w:pPr>
+            <w:r>
+              <w:rPr>
+                <w:rFonts w:cs="Calibri" w:ascii="Calibri" w:hAnsi="Calibri"/>
+                <w:b/>
+                <w:bCs/>
+                <w:sz w:val="20"/>
+                <w:szCs w:val="20"/>
+              </w:rPr>
+              <w:t>Project Name :- Kartwell</w:t>
+            </w:r>
+          </w:p>
+          <w:p>
+            <w:pPr>
+              <w:pStyle w:val="TextBody"/>
+              <w:spacing w:lineRule="auto" w:line="240" w:before="0" w:after="0"/>
+              <w:rPr>
+                <w:rFonts w:ascii="Calibri" w:hAnsi="Calibri" w:cs="Calibri"/>
+                <w:bCs/>
+                <w:sz w:val="20"/>
+                <w:szCs w:val="20"/>
+              </w:rPr>
+            </w:pPr>
+            <w:r>
+              <w:rPr>
+                <w:rFonts w:cs="Calibri" w:ascii="Calibri" w:hAnsi="Calibri"/>
+                <w:bCs/>
+                <w:sz w:val="20"/>
+                <w:szCs w:val="20"/>
+              </w:rPr>
+              <w:t>Duration:- June 2014 – April 2015</w:t>
+            </w:r>
+          </w:p>
+          <w:p>
+            <w:pPr>
+              <w:pStyle w:val="TextBody"/>
+              <w:spacing w:lineRule="auto" w:line="240" w:before="0" w:after="0"/>
+              <w:rPr>
+                <w:rFonts w:ascii="Calibri" w:hAnsi="Calibri" w:cs="Calibri"/>
+                <w:bCs/>
+                <w:sz w:val="20"/>
+                <w:szCs w:val="20"/>
+              </w:rPr>
+            </w:pPr>
+            <w:r>
+              <w:rPr>
+                <w:rFonts w:cs="Calibri" w:ascii="Calibri" w:hAnsi="Calibri"/>
+                <w:bCs/>
+                <w:sz w:val="20"/>
+                <w:szCs w:val="20"/>
+              </w:rPr>
+              <w:t>Client :- USA</w:t>
+            </w:r>
+          </w:p>
+          <w:p>
+            <w:pPr>
+              <w:pStyle w:val="TextBody"/>
+              <w:spacing w:lineRule="auto" w:line="240" w:before="0" w:after="0"/>
+              <w:rPr>
+                <w:rFonts w:ascii="Calibri" w:hAnsi="Calibri" w:cs="Calibri"/>
+                <w:bCs/>
+                <w:sz w:val="20"/>
+                <w:szCs w:val="20"/>
+              </w:rPr>
+            </w:pPr>
+            <w:r>
+              <w:rPr>
+                <w:rFonts w:cs="Calibri" w:ascii="Calibri" w:hAnsi="Calibri"/>
+                <w:bCs/>
+                <w:sz w:val="20"/>
+                <w:szCs w:val="20"/>
+              </w:rPr>
+              <w:t>Organization :- Softweaver Technologies</w:t>
+            </w:r>
+          </w:p>
+          <w:p>
+            <w:pPr>
+              <w:pStyle w:val="TextBody"/>
+              <w:spacing w:lineRule="auto" w:line="240" w:before="0" w:after="0"/>
+              <w:rPr>
+                <w:rFonts w:ascii="Calibri" w:hAnsi="Calibri" w:cs="Calibri"/>
+                <w:bCs/>
+                <w:sz w:val="20"/>
+                <w:szCs w:val="20"/>
+              </w:rPr>
+            </w:pPr>
+            <w:r>
+              <w:rPr>
+                <w:rFonts w:cs="Calibri" w:ascii="Calibri" w:hAnsi="Calibri"/>
+                <w:bCs/>
+                <w:sz w:val="20"/>
+                <w:szCs w:val="20"/>
+              </w:rPr>
+              <w:t>Platform:- Zend, MySQL, TypeScript, Javascript, Jquery</w:t>
+            </w:r>
+          </w:p>
+          <w:p>
+            <w:pPr>
+              <w:pStyle w:val="TextBody"/>
+              <w:spacing w:lineRule="auto" w:line="240" w:before="0" w:after="0"/>
+              <w:rPr>
+                <w:rFonts w:ascii="Calibri" w:hAnsi="Calibri" w:cs="Calibri"/>
+                <w:sz w:val="20"/>
+                <w:szCs w:val="20"/>
+              </w:rPr>
+            </w:pPr>
+            <w:r>
+              <w:rPr>
+                <w:rFonts w:cs="Calibri" w:ascii="Calibri" w:hAnsi="Calibri"/>
+                <w:bCs/>
+                <w:sz w:val="20"/>
+                <w:szCs w:val="20"/>
+              </w:rPr>
+              <w:t>Description:- K</w:t>
+            </w:r>
+            <w:r>
+              <w:rPr>
+                <w:rFonts w:cs="Calibri" w:ascii="Calibri" w:hAnsi="Calibri"/>
+                <w:sz w:val="20"/>
+                <w:szCs w:val="20"/>
+              </w:rPr>
+              <w:t>artwell made for manage business details of vendors, where can customers can get details and connect with vendors</w:t>
+            </w:r>
+          </w:p>
+          <w:p>
+            <w:pPr>
+              <w:pStyle w:val="TextBody"/>
+              <w:spacing w:lineRule="auto" w:line="240" w:before="0" w:after="0"/>
+              <w:rPr>
+                <w:rFonts w:ascii="Calibri" w:hAnsi="Calibri" w:cs="Calibri"/>
+                <w:sz w:val="20"/>
+                <w:szCs w:val="20"/>
+              </w:rPr>
+            </w:pPr>
+            <w:r>
+              <w:rPr>
+                <w:rFonts w:cs="Calibri" w:ascii="Calibri" w:hAnsi="Calibri"/>
+                <w:sz w:val="20"/>
+                <w:szCs w:val="20"/>
+              </w:rPr>
+            </w:r>
+          </w:p>
+          <w:p>
+            <w:pPr>
+              <w:pStyle w:val="TextBody"/>
+              <w:spacing w:lineRule="auto" w:line="240" w:before="0" w:after="0"/>
+              <w:rPr>
+                <w:rFonts w:ascii="Calibri" w:hAnsi="Calibri" w:cs="Calibri"/>
+                <w:b/>
+                <w:b/>
+                <w:bCs/>
+                <w:sz w:val="20"/>
+                <w:szCs w:val="20"/>
+              </w:rPr>
+            </w:pPr>
+            <w:r>
+              <w:rPr>
+                <w:rFonts w:cs="Calibri" w:ascii="Calibri" w:hAnsi="Calibri"/>
+                <w:b/>
+                <w:bCs/>
+                <w:sz w:val="20"/>
+                <w:szCs w:val="20"/>
+              </w:rPr>
+              <w:t>Project Name :- Veterinary Clinic (Pet Clinic)</w:t>
+            </w:r>
+          </w:p>
+          <w:p>
+            <w:pPr>
+              <w:pStyle w:val="TextBody"/>
+              <w:spacing w:lineRule="auto" w:line="240" w:before="0" w:after="0"/>
+              <w:rPr>
+                <w:rFonts w:ascii="Calibri" w:hAnsi="Calibri" w:cs="Calibri"/>
+                <w:bCs/>
+                <w:sz w:val="20"/>
+                <w:szCs w:val="20"/>
+              </w:rPr>
+            </w:pPr>
+            <w:r>
+              <w:rPr>
+                <w:rFonts w:cs="Calibri" w:ascii="Calibri" w:hAnsi="Calibri"/>
+                <w:bCs/>
+                <w:sz w:val="20"/>
+                <w:szCs w:val="20"/>
+              </w:rPr>
+              <w:t>Duration:- June 2014 – April 2015</w:t>
+            </w:r>
+          </w:p>
+          <w:p>
+            <w:pPr>
+              <w:pStyle w:val="TextBody"/>
+              <w:spacing w:lineRule="auto" w:line="240" w:before="0" w:after="0"/>
+              <w:rPr>
+                <w:rFonts w:ascii="Calibri" w:hAnsi="Calibri" w:cs="Calibri"/>
+                <w:bCs/>
+                <w:sz w:val="20"/>
+                <w:szCs w:val="20"/>
+              </w:rPr>
+            </w:pPr>
+            <w:r>
+              <w:rPr>
+                <w:rFonts w:cs="Calibri" w:ascii="Calibri" w:hAnsi="Calibri"/>
+                <w:bCs/>
+                <w:sz w:val="20"/>
+                <w:szCs w:val="20"/>
+              </w:rPr>
+              <w:t>Client :- USA</w:t>
+            </w:r>
+          </w:p>
+          <w:p>
+            <w:pPr>
+              <w:pStyle w:val="TextBody"/>
+              <w:spacing w:lineRule="auto" w:line="240" w:before="0" w:after="0"/>
+              <w:rPr>
+                <w:rFonts w:ascii="Calibri" w:hAnsi="Calibri" w:cs="Calibri"/>
+                <w:bCs/>
+                <w:sz w:val="20"/>
+                <w:szCs w:val="20"/>
+              </w:rPr>
+            </w:pPr>
+            <w:r>
+              <w:rPr>
+                <w:rFonts w:cs="Calibri" w:ascii="Calibri" w:hAnsi="Calibri"/>
+                <w:bCs/>
+                <w:sz w:val="20"/>
+                <w:szCs w:val="20"/>
+              </w:rPr>
+              <w:t>Organization :- Softweaver Technologies</w:t>
+            </w:r>
+          </w:p>
+          <w:p>
+            <w:pPr>
+              <w:pStyle w:val="TextBody"/>
+              <w:spacing w:lineRule="auto" w:line="240" w:before="0" w:after="0"/>
+              <w:rPr>
+                <w:rFonts w:ascii="Calibri" w:hAnsi="Calibri" w:cs="Calibri"/>
+                <w:bCs/>
+                <w:sz w:val="20"/>
+                <w:szCs w:val="20"/>
+              </w:rPr>
+            </w:pPr>
+            <w:r>
+              <w:rPr>
+                <w:rFonts w:cs="Calibri" w:ascii="Calibri" w:hAnsi="Calibri"/>
+                <w:bCs/>
+                <w:sz w:val="20"/>
+                <w:szCs w:val="20"/>
+              </w:rPr>
+              <w:t>Platform:- Joomla, Javascript, Jquery</w:t>
+            </w:r>
+          </w:p>
+          <w:p>
+            <w:pPr>
+              <w:pStyle w:val="TextBody"/>
+              <w:spacing w:lineRule="auto" w:line="240" w:before="0" w:after="0"/>
+              <w:rPr>
+                <w:rFonts w:ascii="Calibri" w:hAnsi="Calibri" w:cs="Calibri"/>
+                <w:bCs/>
+                <w:sz w:val="20"/>
+                <w:szCs w:val="20"/>
+              </w:rPr>
+            </w:pPr>
+            <w:r>
+              <w:rPr>
+                <w:rFonts w:cs="Calibri" w:ascii="Calibri" w:hAnsi="Calibri"/>
+                <w:bCs/>
+                <w:sz w:val="20"/>
+                <w:szCs w:val="20"/>
+              </w:rPr>
+              <w:t xml:space="preserve">Description:- Veterniary Clinic is a project formed in Joomla which contains information about how to care your pets about their vaccination etc. </w:t>
+            </w:r>
+          </w:p>
+          <w:p>
+            <w:pPr>
+              <w:pStyle w:val="TextBody"/>
+              <w:spacing w:lineRule="auto" w:line="240" w:before="0" w:after="0"/>
+              <w:rPr>
+                <w:rFonts w:ascii="Calibri" w:hAnsi="Calibri" w:cs="Calibri"/>
+                <w:bCs/>
+                <w:sz w:val="20"/>
+                <w:szCs w:val="20"/>
+              </w:rPr>
+            </w:pPr>
+            <w:r>
+              <w:rPr>
+                <w:rFonts w:cs="Calibri" w:ascii="Calibri" w:hAnsi="Calibri"/>
+                <w:bCs/>
+                <w:sz w:val="20"/>
+                <w:szCs w:val="20"/>
+              </w:rPr>
+            </w:r>
+          </w:p>
+          <w:p>
+            <w:pPr>
+              <w:pStyle w:val="TextBody"/>
+              <w:spacing w:lineRule="auto" w:line="240" w:before="0" w:after="0"/>
+              <w:rPr>
+                <w:rFonts w:ascii="Calibri" w:hAnsi="Calibri" w:cs="Calibri"/>
+                <w:b/>
+                <w:b/>
+                <w:bCs/>
+                <w:sz w:val="20"/>
+                <w:szCs w:val="20"/>
+              </w:rPr>
+            </w:pPr>
+            <w:r>
+              <w:rPr>
+                <w:rFonts w:cs="Calibri" w:ascii="Calibri" w:hAnsi="Calibri"/>
+                <w:b/>
+                <w:bCs/>
+                <w:sz w:val="20"/>
+                <w:szCs w:val="20"/>
+              </w:rPr>
+              <w:t>Project Name :- Online Betting</w:t>
+            </w:r>
+          </w:p>
+          <w:p>
+            <w:pPr>
+              <w:pStyle w:val="TextBody"/>
+              <w:spacing w:lineRule="auto" w:line="240" w:before="0" w:after="0"/>
+              <w:rPr>
+                <w:rFonts w:ascii="Calibri" w:hAnsi="Calibri" w:cs="Calibri"/>
+                <w:bCs/>
+                <w:sz w:val="20"/>
+                <w:szCs w:val="20"/>
+              </w:rPr>
+            </w:pPr>
+            <w:r>
+              <w:rPr>
+                <w:rFonts w:cs="Calibri" w:ascii="Calibri" w:hAnsi="Calibri"/>
+                <w:bCs/>
+                <w:sz w:val="20"/>
+                <w:szCs w:val="20"/>
+              </w:rPr>
+              <w:t>Duration:- January 2014 – April 2014</w:t>
+            </w:r>
+          </w:p>
+          <w:p>
+            <w:pPr>
+              <w:pStyle w:val="TextBody"/>
+              <w:spacing w:lineRule="auto" w:line="240" w:before="0" w:after="0"/>
+              <w:rPr>
+                <w:rFonts w:ascii="Calibri" w:hAnsi="Calibri" w:cs="Calibri"/>
+                <w:bCs/>
+                <w:sz w:val="20"/>
+                <w:szCs w:val="20"/>
+              </w:rPr>
+            </w:pPr>
+            <w:r>
+              <w:rPr>
+                <w:rFonts w:cs="Calibri" w:ascii="Calibri" w:hAnsi="Calibri"/>
+                <w:bCs/>
+                <w:sz w:val="20"/>
+                <w:szCs w:val="20"/>
+              </w:rPr>
+              <w:t>Client :- USA</w:t>
+            </w:r>
+          </w:p>
+          <w:p>
+            <w:pPr>
+              <w:pStyle w:val="TextBody"/>
+              <w:spacing w:lineRule="auto" w:line="240" w:before="0" w:after="0"/>
+              <w:rPr>
+                <w:rFonts w:ascii="Calibri" w:hAnsi="Calibri" w:cs="Calibri"/>
+                <w:bCs/>
+                <w:sz w:val="20"/>
+                <w:szCs w:val="20"/>
+              </w:rPr>
+            </w:pPr>
+            <w:r>
+              <w:rPr>
+                <w:rFonts w:cs="Calibri" w:ascii="Calibri" w:hAnsi="Calibri"/>
+                <w:bCs/>
+                <w:sz w:val="20"/>
+                <w:szCs w:val="20"/>
+              </w:rPr>
+              <w:t>Organization :- FutureWorks</w:t>
+            </w:r>
+          </w:p>
+          <w:p>
+            <w:pPr>
+              <w:pStyle w:val="TextBody"/>
+              <w:spacing w:lineRule="auto" w:line="240" w:before="0" w:after="0"/>
+              <w:rPr>
+                <w:rFonts w:ascii="Calibri" w:hAnsi="Calibri" w:cs="Calibri"/>
+                <w:bCs/>
+                <w:sz w:val="20"/>
+                <w:szCs w:val="20"/>
+              </w:rPr>
+            </w:pPr>
+            <w:r>
+              <w:rPr>
+                <w:rFonts w:cs="Calibri" w:ascii="Calibri" w:hAnsi="Calibri"/>
+                <w:bCs/>
+                <w:sz w:val="20"/>
+                <w:szCs w:val="20"/>
+              </w:rPr>
+              <w:t>Platform:- CakePHP, Javascript, Jquery</w:t>
+            </w:r>
+          </w:p>
+          <w:p>
+            <w:pPr>
+              <w:pStyle w:val="TextBody"/>
+              <w:spacing w:lineRule="auto" w:line="240" w:before="0" w:after="0"/>
+              <w:rPr>
+                <w:rFonts w:ascii="Calibri" w:hAnsi="Calibri" w:cs="Calibri"/>
+                <w:bCs/>
+                <w:sz w:val="20"/>
+                <w:szCs w:val="20"/>
+              </w:rPr>
+            </w:pPr>
+            <w:r>
+              <w:rPr>
+                <w:rFonts w:cs="Calibri" w:ascii="Calibri" w:hAnsi="Calibri"/>
+                <w:bCs/>
+                <w:sz w:val="20"/>
+                <w:szCs w:val="20"/>
+              </w:rPr>
+              <w:t>Description:- Moover Toys is an e-commerce project on which client sells the toys online. There is a also wholesale login also available.</w:t>
+            </w:r>
+          </w:p>
+          <w:p>
+            <w:pPr>
+              <w:pStyle w:val="TextBody"/>
+              <w:spacing w:lineRule="auto" w:line="240" w:before="0" w:after="0"/>
+              <w:rPr>
+                <w:rFonts w:ascii="Calibri" w:hAnsi="Calibri" w:cs="Calibri"/>
+                <w:b/>
+                <w:b/>
+                <w:bCs/>
+                <w:sz w:val="20"/>
+                <w:szCs w:val="20"/>
+              </w:rPr>
+            </w:pPr>
+            <w:r>
+              <w:rPr>
+                <w:rFonts w:cs="Calibri" w:ascii="Calibri" w:hAnsi="Calibri"/>
+                <w:b/>
+                <w:bCs/>
+                <w:sz w:val="20"/>
+                <w:szCs w:val="20"/>
+              </w:rPr>
+            </w:r>
+          </w:p>
+          <w:p>
+            <w:pPr>
+              <w:pStyle w:val="TextBody"/>
+              <w:spacing w:lineRule="auto" w:line="240" w:before="0" w:after="0"/>
+              <w:rPr>
+                <w:rFonts w:ascii="Calibri" w:hAnsi="Calibri" w:cs="Calibri"/>
+                <w:b/>
+                <w:b/>
+                <w:bCs/>
+                <w:sz w:val="20"/>
+                <w:szCs w:val="20"/>
+              </w:rPr>
+            </w:pPr>
+            <w:r>
+              <w:rPr>
+                <w:rFonts w:cs="Calibri" w:ascii="Calibri" w:hAnsi="Calibri"/>
+                <w:b/>
+                <w:bCs/>
+                <w:sz w:val="20"/>
+                <w:szCs w:val="20"/>
+              </w:rPr>
+              <w:t>Project Name :- Moover Toyes</w:t>
+            </w:r>
+          </w:p>
+          <w:p>
+            <w:pPr>
+              <w:pStyle w:val="TextBody"/>
+              <w:spacing w:lineRule="auto" w:line="240" w:before="0" w:after="0"/>
+              <w:rPr>
+                <w:rFonts w:ascii="Calibri" w:hAnsi="Calibri" w:cs="Calibri"/>
+                <w:bCs/>
+                <w:sz w:val="20"/>
+                <w:szCs w:val="20"/>
+              </w:rPr>
+            </w:pPr>
+            <w:r>
+              <w:rPr>
+                <w:rFonts w:cs="Calibri" w:ascii="Calibri" w:hAnsi="Calibri"/>
+                <w:bCs/>
+                <w:sz w:val="20"/>
+                <w:szCs w:val="20"/>
+              </w:rPr>
+              <w:t>Duration:- January 2014 – April 2014</w:t>
+            </w:r>
+          </w:p>
+          <w:p>
+            <w:pPr>
+              <w:pStyle w:val="TextBody"/>
+              <w:spacing w:lineRule="auto" w:line="240" w:before="0" w:after="0"/>
+              <w:rPr>
+                <w:rFonts w:ascii="Calibri" w:hAnsi="Calibri" w:cs="Calibri"/>
+                <w:bCs/>
+                <w:sz w:val="20"/>
+                <w:szCs w:val="20"/>
+              </w:rPr>
+            </w:pPr>
+            <w:r>
+              <w:rPr>
+                <w:rFonts w:cs="Calibri" w:ascii="Calibri" w:hAnsi="Calibri"/>
+                <w:bCs/>
+                <w:sz w:val="20"/>
+                <w:szCs w:val="20"/>
+              </w:rPr>
+              <w:t>Client :- USA</w:t>
+            </w:r>
+          </w:p>
+          <w:p>
+            <w:pPr>
+              <w:pStyle w:val="TextBody"/>
+              <w:spacing w:lineRule="auto" w:line="240" w:before="0" w:after="0"/>
+              <w:rPr/>
+            </w:pPr>
+            <w:r>
+              <w:rPr>
+                <w:rFonts w:cs="Calibri" w:ascii="Calibri" w:hAnsi="Calibri"/>
+                <w:bCs/>
+                <w:sz w:val="20"/>
+                <w:szCs w:val="20"/>
+              </w:rPr>
+              <w:t>Organization :- FutureWorks</w:t>
+            </w:r>
+          </w:p>
+          <w:p>
+            <w:pPr>
+              <w:pStyle w:val="TextBody"/>
+              <w:spacing w:lineRule="auto" w:line="240" w:before="0" w:after="0"/>
+              <w:rPr/>
+            </w:pPr>
+            <w:r>
+              <w:rPr>
+                <w:rFonts w:cs="Calibri" w:ascii="Calibri" w:hAnsi="Calibri"/>
+                <w:bCs/>
+                <w:sz w:val="20"/>
+                <w:szCs w:val="20"/>
+              </w:rPr>
+              <w:t>Platform:- Joomla, Javascript, Jquery</w:t>
+            </w:r>
+          </w:p>
+          <w:p>
+            <w:pPr>
+              <w:pStyle w:val="TextBody"/>
+              <w:spacing w:lineRule="auto" w:line="240" w:before="0" w:after="0"/>
+              <w:rPr>
+                <w:rFonts w:ascii="Calibri" w:hAnsi="Calibri" w:cs="Calibri"/>
+                <w:bCs/>
+                <w:sz w:val="20"/>
+                <w:szCs w:val="20"/>
+              </w:rPr>
+            </w:pPr>
+            <w:r>
+              <w:rPr>
+                <w:rFonts w:cs="Calibri" w:ascii="Calibri" w:hAnsi="Calibri"/>
+                <w:bCs/>
+                <w:sz w:val="20"/>
+                <w:szCs w:val="20"/>
+              </w:rPr>
+              <w:t>Description:- Moover Toys is an e-commerce project on which client sells the toys online. There is a also wholesale login also available.</w:t>
+            </w:r>
+          </w:p>
+          <w:p>
+            <w:pPr>
+              <w:pStyle w:val="TextBody"/>
+              <w:spacing w:lineRule="auto" w:line="240" w:before="0" w:after="0"/>
+              <w:rPr>
+                <w:rFonts w:ascii="Calibri" w:hAnsi="Calibri" w:cs="Calibri"/>
+                <w:bCs/>
+                <w:sz w:val="20"/>
+                <w:szCs w:val="20"/>
+              </w:rPr>
+            </w:pPr>
+            <w:r>
+              <w:rPr>
+                <w:rFonts w:cs="Calibri" w:ascii="Calibri" w:hAnsi="Calibri"/>
+                <w:bCs/>
+                <w:sz w:val="20"/>
+                <w:szCs w:val="20"/>
+              </w:rPr>
+            </w:r>
+          </w:p>
+          <w:p>
+            <w:pPr>
+              <w:pStyle w:val="TextBody"/>
+              <w:spacing w:lineRule="auto" w:line="240" w:before="0" w:after="0"/>
+              <w:rPr>
+                <w:rFonts w:ascii="Calibri" w:hAnsi="Calibri" w:cs="Calibri"/>
+                <w:b/>
+                <w:b/>
+                <w:bCs/>
+                <w:sz w:val="20"/>
+                <w:szCs w:val="20"/>
+              </w:rPr>
+            </w:pPr>
+            <w:r>
+              <w:rPr>
+                <w:rFonts w:cs="Calibri" w:ascii="Calibri" w:hAnsi="Calibri"/>
+                <w:b/>
+                <w:bCs/>
+                <w:sz w:val="20"/>
+                <w:szCs w:val="20"/>
+              </w:rPr>
+              <w:t>Project Name :- Dental Clinic</w:t>
+            </w:r>
+          </w:p>
+          <w:p>
+            <w:pPr>
+              <w:pStyle w:val="TextBody"/>
+              <w:spacing w:lineRule="auto" w:line="240" w:before="0" w:after="0"/>
+              <w:rPr>
+                <w:rFonts w:ascii="Calibri" w:hAnsi="Calibri" w:cs="Calibri"/>
+                <w:bCs/>
+                <w:sz w:val="20"/>
+                <w:szCs w:val="20"/>
+              </w:rPr>
+            </w:pPr>
+            <w:r>
+              <w:rPr>
+                <w:rFonts w:cs="Calibri" w:ascii="Calibri" w:hAnsi="Calibri"/>
+                <w:bCs/>
+                <w:sz w:val="20"/>
+                <w:szCs w:val="20"/>
+              </w:rPr>
+              <w:t>Duration:- September 2013 – November 2013</w:t>
+            </w:r>
+          </w:p>
+          <w:p>
+            <w:pPr>
+              <w:pStyle w:val="TextBody"/>
+              <w:spacing w:lineRule="auto" w:line="240" w:before="0" w:after="0"/>
+              <w:rPr>
+                <w:rFonts w:ascii="Calibri" w:hAnsi="Calibri" w:cs="Calibri"/>
+                <w:bCs/>
+                <w:sz w:val="20"/>
+                <w:szCs w:val="20"/>
+              </w:rPr>
+            </w:pPr>
+            <w:r>
+              <w:rPr>
+                <w:rFonts w:cs="Calibri" w:ascii="Calibri" w:hAnsi="Calibri"/>
+                <w:bCs/>
+                <w:sz w:val="20"/>
+                <w:szCs w:val="20"/>
+              </w:rPr>
+              <w:t>Client :- USA</w:t>
+            </w:r>
+          </w:p>
+          <w:p>
+            <w:pPr>
+              <w:pStyle w:val="TextBody"/>
+              <w:spacing w:lineRule="auto" w:line="240" w:before="0" w:after="0"/>
+              <w:rPr>
+                <w:rFonts w:ascii="Calibri" w:hAnsi="Calibri" w:cs="Calibri"/>
+                <w:bCs/>
+                <w:sz w:val="20"/>
+                <w:szCs w:val="20"/>
+              </w:rPr>
+            </w:pPr>
+            <w:r>
+              <w:rPr>
+                <w:rFonts w:cs="Calibri" w:ascii="Calibri" w:hAnsi="Calibri"/>
+                <w:bCs/>
+                <w:sz w:val="20"/>
+                <w:szCs w:val="20"/>
+              </w:rPr>
+              <w:t>Organization :- FutureWorks</w:t>
+            </w:r>
+          </w:p>
+          <w:p>
+            <w:pPr>
+              <w:pStyle w:val="TextBody"/>
+              <w:spacing w:lineRule="auto" w:line="240" w:before="0" w:after="0"/>
+              <w:rPr>
+                <w:rFonts w:ascii="Calibri" w:hAnsi="Calibri" w:cs="Calibri"/>
+                <w:bCs/>
+                <w:sz w:val="20"/>
+                <w:szCs w:val="20"/>
+              </w:rPr>
+            </w:pPr>
+            <w:r>
+              <w:rPr>
+                <w:rFonts w:cs="Calibri" w:ascii="Calibri" w:hAnsi="Calibri"/>
+                <w:bCs/>
+                <w:sz w:val="20"/>
+                <w:szCs w:val="20"/>
+              </w:rPr>
+              <w:t>Platform:- WordPress, Javascript, Jquery</w:t>
+            </w:r>
+          </w:p>
+          <w:p>
+            <w:pPr>
+              <w:pStyle w:val="TextBody"/>
+              <w:spacing w:lineRule="auto" w:line="240" w:before="0" w:after="0"/>
+              <w:rPr>
+                <w:rFonts w:ascii="Calibri" w:hAnsi="Calibri" w:cs="Calibri"/>
+                <w:bCs/>
+                <w:sz w:val="20"/>
+                <w:szCs w:val="20"/>
+              </w:rPr>
+            </w:pPr>
+            <w:r>
+              <w:rPr>
+                <w:rFonts w:cs="Calibri" w:ascii="Calibri" w:hAnsi="Calibri"/>
+                <w:bCs/>
+                <w:sz w:val="20"/>
+                <w:szCs w:val="20"/>
+              </w:rPr>
+              <w:t>Description:- This is an Dental Clinic on which the front user can book appointment using calendar and can give review as well.</w:t>
+            </w:r>
+          </w:p>
+          <w:p>
+            <w:pPr>
+              <w:pStyle w:val="TextBody"/>
+              <w:spacing w:lineRule="auto" w:line="240" w:before="0" w:after="0"/>
+              <w:rPr>
+                <w:rFonts w:ascii="Calibri" w:hAnsi="Calibri" w:cs="Calibri"/>
+                <w:bCs/>
+                <w:sz w:val="20"/>
+                <w:szCs w:val="20"/>
+              </w:rPr>
+            </w:pPr>
+            <w:r>
+              <w:rPr>
+                <w:rFonts w:cs="Calibri" w:ascii="Calibri" w:hAnsi="Calibri"/>
+                <w:bCs/>
+                <w:sz w:val="20"/>
+                <w:szCs w:val="20"/>
+              </w:rPr>
+            </w:r>
+          </w:p>
+          <w:p>
+            <w:pPr>
+              <w:pStyle w:val="TextBody"/>
+              <w:spacing w:lineRule="auto" w:line="240" w:before="0" w:after="0"/>
+              <w:rPr>
+                <w:rFonts w:ascii="Calibri" w:hAnsi="Calibri" w:cs="Calibri"/>
+                <w:b/>
+                <w:b/>
+                <w:bCs/>
+                <w:sz w:val="20"/>
+                <w:szCs w:val="20"/>
+              </w:rPr>
+            </w:pPr>
+            <w:r>
+              <w:rPr>
+                <w:rFonts w:cs="Calibri" w:ascii="Calibri" w:hAnsi="Calibri"/>
+                <w:b/>
+                <w:bCs/>
+                <w:sz w:val="20"/>
+                <w:szCs w:val="20"/>
+              </w:rPr>
+              <w:t>Project Name :- Study Abroad</w:t>
+            </w:r>
+          </w:p>
+          <w:p>
+            <w:pPr>
+              <w:pStyle w:val="TextBody"/>
+              <w:spacing w:lineRule="auto" w:line="240" w:before="0" w:after="0"/>
+              <w:rPr>
+                <w:rFonts w:ascii="Calibri" w:hAnsi="Calibri" w:cs="Calibri"/>
+                <w:bCs/>
+                <w:sz w:val="20"/>
+                <w:szCs w:val="20"/>
+              </w:rPr>
+            </w:pPr>
+            <w:r>
+              <w:rPr>
+                <w:rFonts w:cs="Calibri" w:ascii="Calibri" w:hAnsi="Calibri"/>
+                <w:bCs/>
+                <w:sz w:val="20"/>
+                <w:szCs w:val="20"/>
+              </w:rPr>
+              <w:t>Duration:- December 2013 – January 2014</w:t>
+            </w:r>
+          </w:p>
+          <w:p>
+            <w:pPr>
+              <w:pStyle w:val="TextBody"/>
+              <w:spacing w:lineRule="auto" w:line="240" w:before="0" w:after="0"/>
+              <w:rPr>
+                <w:rFonts w:ascii="Calibri" w:hAnsi="Calibri" w:cs="Calibri"/>
+                <w:bCs/>
+                <w:sz w:val="20"/>
+                <w:szCs w:val="20"/>
+              </w:rPr>
+            </w:pPr>
+            <w:r>
+              <w:rPr>
+                <w:rFonts w:cs="Calibri" w:ascii="Calibri" w:hAnsi="Calibri"/>
+                <w:bCs/>
+                <w:sz w:val="20"/>
+                <w:szCs w:val="20"/>
+              </w:rPr>
+              <w:t>Client :- India</w:t>
+            </w:r>
+          </w:p>
+          <w:p>
+            <w:pPr>
+              <w:pStyle w:val="TextBody"/>
+              <w:spacing w:lineRule="auto" w:line="240" w:before="0" w:after="0"/>
+              <w:rPr>
+                <w:rFonts w:ascii="Calibri" w:hAnsi="Calibri" w:cs="Calibri"/>
+                <w:bCs/>
+                <w:sz w:val="20"/>
+                <w:szCs w:val="20"/>
+              </w:rPr>
+            </w:pPr>
+            <w:r>
+              <w:rPr>
+                <w:rFonts w:cs="Calibri" w:ascii="Calibri" w:hAnsi="Calibri"/>
+                <w:bCs/>
+                <w:sz w:val="20"/>
+                <w:szCs w:val="20"/>
+              </w:rPr>
+              <w:t>Organization :- FutureWorks</w:t>
+            </w:r>
+          </w:p>
+          <w:p>
+            <w:pPr>
+              <w:pStyle w:val="TextBody"/>
+              <w:spacing w:lineRule="auto" w:line="240" w:before="0" w:after="0"/>
+              <w:rPr>
+                <w:rFonts w:ascii="Calibri" w:hAnsi="Calibri" w:cs="Calibri"/>
+                <w:bCs/>
+                <w:sz w:val="20"/>
+                <w:szCs w:val="20"/>
+              </w:rPr>
+            </w:pPr>
+            <w:r>
+              <w:rPr>
+                <w:rFonts w:cs="Calibri" w:ascii="Calibri" w:hAnsi="Calibri"/>
+                <w:bCs/>
+                <w:sz w:val="20"/>
+                <w:szCs w:val="20"/>
+              </w:rPr>
+              <w:t>Platform:- WordPress, Javascript, Jquery</w:t>
+            </w:r>
+          </w:p>
+          <w:p>
+            <w:pPr>
+              <w:pStyle w:val="TextBody"/>
+              <w:spacing w:lineRule="auto" w:line="240" w:before="0" w:after="0"/>
+              <w:rPr>
+                <w:rFonts w:ascii="Calibri" w:hAnsi="Calibri" w:cs="Calibri"/>
+                <w:bCs/>
+                <w:sz w:val="20"/>
+                <w:szCs w:val="20"/>
+              </w:rPr>
+            </w:pPr>
+            <w:r>
+              <w:rPr>
+                <w:rFonts w:cs="Calibri" w:ascii="Calibri" w:hAnsi="Calibri"/>
+                <w:bCs/>
+                <w:sz w:val="20"/>
+                <w:szCs w:val="20"/>
+              </w:rPr>
+              <w:t>Description:-  Client motivate the pupils to study abroad for higher education.</w:t>
+            </w:r>
+          </w:p>
+          <w:p>
+            <w:pPr>
+              <w:pStyle w:val="TextBody"/>
+              <w:spacing w:lineRule="auto" w:line="240" w:before="0" w:after="0"/>
+              <w:rPr>
+                <w:rFonts w:ascii="Calibri" w:hAnsi="Calibri" w:cs="Calibri"/>
+                <w:b/>
+                <w:b/>
+                <w:bCs/>
                 <w:sz w:val="24"/>
                 <w:szCs w:val="24"/>
               </w:rPr>
-              <w:t>rojects</w:t>
-            </w:r>
-          </w:p>
-          <w:p>
-            <w:pPr>
-              <w:pStyle w:val="TextBody"/>
-              <w:spacing w:lineRule="auto" w:line="240" w:before="0" w:after="0"/>
-              <w:rPr>
-                <w:rFonts w:ascii="Calibri" w:hAnsi="Calibri" w:cs="Calibri"/>
-                <w:b/>
-                <w:b/>
-                <w:bCs/>
-                <w:sz w:val="20"/>
-                <w:szCs w:val="20"/>
-              </w:rPr>
-            </w:pPr>
-            <w:r>
-              <w:rPr>
-                <w:rFonts w:cs="Calibri" w:ascii="Calibri" w:hAnsi="Calibri"/>
-                <w:b/>
-                <w:bCs/>
-                <w:sz w:val="20"/>
-                <w:szCs w:val="20"/>
-              </w:rPr>
-              <w:t>Project Name :- ClientPoint</w:t>
-            </w:r>
-          </w:p>
-          <w:p>
-            <w:pPr>
-              <w:pStyle w:val="TextBody"/>
-              <w:spacing w:lineRule="auto" w:line="240" w:before="0" w:after="0"/>
-              <w:rPr>
-                <w:rFonts w:ascii="Calibri" w:hAnsi="Calibri" w:cs="Calibri"/>
-                <w:bCs/>
-                <w:sz w:val="20"/>
-                <w:szCs w:val="20"/>
-              </w:rPr>
-            </w:pPr>
-            <w:r>
-              <w:rPr>
-                <w:rFonts w:cs="Calibri" w:ascii="Calibri" w:hAnsi="Calibri"/>
-                <w:bCs/>
-                <w:sz w:val="20"/>
-                <w:szCs w:val="20"/>
-              </w:rPr>
-              <w:t>Duration:- June 2019 – April 2025</w:t>
-            </w:r>
-          </w:p>
-          <w:p>
-            <w:pPr>
-              <w:pStyle w:val="TextBody"/>
-              <w:spacing w:lineRule="auto" w:line="240" w:before="0" w:after="0"/>
-              <w:rPr>
-                <w:rFonts w:ascii="Calibri" w:hAnsi="Calibri" w:cs="Calibri"/>
-                <w:bCs/>
-                <w:sz w:val="20"/>
-                <w:szCs w:val="20"/>
-              </w:rPr>
-            </w:pPr>
-            <w:r>
-              <w:rPr>
-                <w:rFonts w:cs="Calibri" w:ascii="Calibri" w:hAnsi="Calibri"/>
-                <w:bCs/>
-                <w:sz w:val="20"/>
-                <w:szCs w:val="20"/>
-              </w:rPr>
-              <w:t>Client :- USA</w:t>
-            </w:r>
-          </w:p>
-          <w:p>
-            <w:pPr>
-              <w:pStyle w:val="TextBody"/>
-              <w:spacing w:lineRule="auto" w:line="240" w:before="0" w:after="0"/>
-              <w:rPr>
-                <w:rFonts w:ascii="Calibri" w:hAnsi="Calibri" w:cs="Calibri"/>
-                <w:bCs/>
-                <w:sz w:val="20"/>
-                <w:szCs w:val="20"/>
-              </w:rPr>
-            </w:pPr>
-            <w:r>
-              <w:rPr>
-                <w:rFonts w:cs="Calibri" w:ascii="Calibri" w:hAnsi="Calibri"/>
-                <w:bCs/>
-                <w:sz w:val="20"/>
-                <w:szCs w:val="20"/>
-              </w:rPr>
-              <w:t>Organization :- Softobiz</w:t>
-            </w:r>
-          </w:p>
-          <w:p>
-            <w:pPr>
-              <w:pStyle w:val="TextBody"/>
-              <w:spacing w:lineRule="auto" w:line="240" w:before="0" w:after="0"/>
-              <w:rPr>
-                <w:rFonts w:ascii="Calibri" w:hAnsi="Calibri" w:cs="Calibri"/>
-                <w:bCs/>
-                <w:sz w:val="20"/>
-                <w:szCs w:val="20"/>
-              </w:rPr>
-            </w:pPr>
-            <w:r>
-              <w:rPr>
-                <w:rFonts w:cs="Calibri" w:ascii="Calibri" w:hAnsi="Calibri"/>
-                <w:bCs/>
-                <w:sz w:val="20"/>
-                <w:szCs w:val="20"/>
-              </w:rPr>
-              <w:t>Platform:- ReactJs, NodeJs, ExpressJs, MongoDB, Javascript, Jquery</w:t>
-            </w:r>
-          </w:p>
-          <w:p>
-            <w:pPr>
-              <w:pStyle w:val="TextBody"/>
-              <w:spacing w:lineRule="auto" w:line="240" w:before="0" w:after="0"/>
-              <w:rPr>
-                <w:rFonts w:ascii="Calibri" w:hAnsi="Calibri" w:cs="Calibri"/>
-                <w:sz w:val="20"/>
-                <w:szCs w:val="20"/>
-              </w:rPr>
-            </w:pPr>
-            <w:r>
-              <w:rPr>
-                <w:rFonts w:cs="Calibri" w:ascii="Calibri" w:hAnsi="Calibri"/>
-                <w:bCs/>
-                <w:sz w:val="20"/>
-                <w:szCs w:val="20"/>
-              </w:rPr>
-              <w:t xml:space="preserve">Description:- </w:t>
-            </w:r>
-            <w:r>
-              <w:rPr>
-                <w:rFonts w:cs="Calibri" w:ascii="Calibri" w:hAnsi="Calibri"/>
-                <w:sz w:val="20"/>
-                <w:szCs w:val="20"/>
-              </w:rPr>
-              <w:t>ClientPoint is application, where user can create business proposals and can share these proposals to the customer.</w:t>
-            </w:r>
-          </w:p>
-          <w:p>
-            <w:pPr>
-              <w:pStyle w:val="TextBody"/>
-              <w:spacing w:lineRule="auto" w:line="240" w:before="0" w:after="0"/>
-              <w:rPr>
-                <w:rFonts w:ascii="Calibri" w:hAnsi="Calibri" w:cs="Calibri"/>
-                <w:sz w:val="20"/>
-                <w:szCs w:val="20"/>
-              </w:rPr>
-            </w:pPr>
-            <w:r>
-              <w:rPr>
-                <w:rFonts w:cs="Calibri" w:ascii="Calibri" w:hAnsi="Calibri"/>
-                <w:sz w:val="20"/>
-                <w:szCs w:val="20"/>
-              </w:rPr>
-            </w:r>
-          </w:p>
-          <w:p>
-            <w:pPr>
-              <w:pStyle w:val="TextBody"/>
-              <w:spacing w:lineRule="auto" w:line="240" w:before="0" w:after="0"/>
-              <w:rPr>
-                <w:rFonts w:ascii="Calibri" w:hAnsi="Calibri" w:cs="Calibri"/>
-                <w:b/>
-                <w:b/>
-                <w:bCs/>
-                <w:sz w:val="20"/>
-                <w:szCs w:val="20"/>
-              </w:rPr>
-            </w:pPr>
-            <w:r>
-              <w:rPr>
-                <w:rFonts w:cs="Calibri" w:ascii="Calibri" w:hAnsi="Calibri"/>
-                <w:b/>
-                <w:bCs/>
-                <w:sz w:val="20"/>
-                <w:szCs w:val="20"/>
-              </w:rPr>
-              <w:t>Project Name :- ClientBridge</w:t>
-            </w:r>
-          </w:p>
-          <w:p>
-            <w:pPr>
-              <w:pStyle w:val="TextBody"/>
-              <w:spacing w:lineRule="auto" w:line="240" w:before="0" w:after="0"/>
-              <w:rPr>
-                <w:rFonts w:ascii="Calibri" w:hAnsi="Calibri" w:cs="Calibri"/>
-                <w:bCs/>
-                <w:sz w:val="20"/>
-                <w:szCs w:val="20"/>
-              </w:rPr>
-            </w:pPr>
-            <w:r>
-              <w:rPr>
-                <w:rFonts w:cs="Calibri" w:ascii="Calibri" w:hAnsi="Calibri"/>
-                <w:bCs/>
-                <w:sz w:val="20"/>
-                <w:szCs w:val="20"/>
-              </w:rPr>
-              <w:t>Duration:- Jan 2021 – March 2025</w:t>
-            </w:r>
-          </w:p>
-          <w:p>
-            <w:pPr>
-              <w:pStyle w:val="TextBody"/>
-              <w:spacing w:lineRule="auto" w:line="240" w:before="0" w:after="0"/>
-              <w:rPr>
-                <w:rFonts w:ascii="Calibri" w:hAnsi="Calibri" w:cs="Calibri"/>
-                <w:bCs/>
-                <w:sz w:val="20"/>
-                <w:szCs w:val="20"/>
-              </w:rPr>
-            </w:pPr>
-            <w:r>
-              <w:rPr>
-                <w:rFonts w:cs="Calibri" w:ascii="Calibri" w:hAnsi="Calibri"/>
-                <w:bCs/>
-                <w:sz w:val="20"/>
-                <w:szCs w:val="20"/>
-              </w:rPr>
-              <w:t>Client :- UK</w:t>
-            </w:r>
-          </w:p>
-          <w:p>
-            <w:pPr>
-              <w:pStyle w:val="TextBody"/>
-              <w:spacing w:lineRule="auto" w:line="240" w:before="0" w:after="0"/>
-              <w:rPr>
-                <w:rFonts w:ascii="Calibri" w:hAnsi="Calibri" w:cs="Calibri"/>
-                <w:bCs/>
-                <w:sz w:val="20"/>
-                <w:szCs w:val="20"/>
-              </w:rPr>
-            </w:pPr>
-            <w:r>
-              <w:rPr>
-                <w:rFonts w:cs="Calibri" w:ascii="Calibri" w:hAnsi="Calibri"/>
-                <w:bCs/>
-                <w:sz w:val="20"/>
-                <w:szCs w:val="20"/>
-              </w:rPr>
-              <w:t>Organization :- Softobiz</w:t>
-            </w:r>
-          </w:p>
-          <w:p>
-            <w:pPr>
-              <w:pStyle w:val="TextBody"/>
-              <w:spacing w:lineRule="auto" w:line="240" w:before="0" w:after="0"/>
-              <w:rPr>
-                <w:rFonts w:ascii="Calibri" w:hAnsi="Calibri" w:cs="Calibri"/>
-                <w:bCs/>
-                <w:sz w:val="20"/>
-                <w:szCs w:val="20"/>
-              </w:rPr>
-            </w:pPr>
-            <w:r>
-              <w:rPr>
-                <w:rFonts w:cs="Calibri" w:ascii="Calibri" w:hAnsi="Calibri"/>
-                <w:bCs/>
-                <w:sz w:val="20"/>
-                <w:szCs w:val="20"/>
-              </w:rPr>
-              <w:t>Platform:- Laravel, Javascript, Jquery</w:t>
-            </w:r>
-          </w:p>
-          <w:p>
-            <w:pPr>
-              <w:pStyle w:val="TextBody"/>
-              <w:spacing w:lineRule="auto" w:line="240" w:before="0" w:after="0"/>
-              <w:rPr>
-                <w:rFonts w:ascii="Calibri" w:hAnsi="Calibri" w:cs="Calibri"/>
-                <w:sz w:val="20"/>
-                <w:szCs w:val="20"/>
-              </w:rPr>
-            </w:pPr>
-            <w:r>
-              <w:rPr>
-                <w:rFonts w:cs="Calibri" w:ascii="Calibri" w:hAnsi="Calibri"/>
-                <w:bCs/>
-                <w:sz w:val="20"/>
-                <w:szCs w:val="20"/>
-              </w:rPr>
-              <w:t>Description:-</w:t>
-            </w:r>
-            <w:r>
-              <w:rPr>
-                <w:rFonts w:cs="Calibri" w:ascii="Calibri" w:hAnsi="Calibri"/>
-                <w:sz w:val="20"/>
-                <w:szCs w:val="20"/>
-              </w:rPr>
-              <w:t xml:space="preserve"> This is formed in Laravel which handles the information about the Orphan’s kids and their care takers.</w:t>
-            </w:r>
-          </w:p>
-          <w:p>
-            <w:pPr>
-              <w:pStyle w:val="TextBody"/>
-              <w:spacing w:lineRule="auto" w:line="240" w:before="0" w:after="0"/>
-              <w:rPr>
-                <w:rFonts w:ascii="Calibri" w:hAnsi="Calibri" w:cs="Calibri"/>
-                <w:sz w:val="20"/>
-                <w:szCs w:val="20"/>
-              </w:rPr>
-            </w:pPr>
-            <w:r>
-              <w:rPr>
-                <w:rFonts w:cs="Calibri" w:ascii="Calibri" w:hAnsi="Calibri"/>
-                <w:sz w:val="20"/>
-                <w:szCs w:val="20"/>
-              </w:rPr>
-            </w:r>
-          </w:p>
-          <w:p>
-            <w:pPr>
-              <w:pStyle w:val="TextBody"/>
-              <w:spacing w:lineRule="auto" w:line="240" w:before="0" w:after="0"/>
-              <w:rPr>
-                <w:rFonts w:ascii="Calibri" w:hAnsi="Calibri" w:cs="Calibri"/>
-                <w:b/>
-                <w:b/>
-                <w:bCs/>
-                <w:sz w:val="20"/>
-                <w:szCs w:val="20"/>
-              </w:rPr>
-            </w:pPr>
-            <w:r>
-              <w:rPr>
-                <w:rFonts w:cs="Calibri" w:ascii="Calibri" w:hAnsi="Calibri"/>
-                <w:b/>
-                <w:bCs/>
-                <w:sz w:val="20"/>
-                <w:szCs w:val="20"/>
-              </w:rPr>
-              <w:t>Project Name :- Incodis</w:t>
-            </w:r>
-          </w:p>
-          <w:p>
-            <w:pPr>
-              <w:pStyle w:val="TextBody"/>
-              <w:spacing w:lineRule="auto" w:line="240" w:before="0" w:after="0"/>
-              <w:rPr>
-                <w:rFonts w:ascii="Calibri" w:hAnsi="Calibri" w:cs="Calibri"/>
-                <w:bCs/>
-                <w:sz w:val="20"/>
-                <w:szCs w:val="20"/>
-              </w:rPr>
-            </w:pPr>
-            <w:r>
-              <w:rPr>
-                <w:rFonts w:cs="Calibri" w:ascii="Calibri" w:hAnsi="Calibri"/>
-                <w:bCs/>
-                <w:sz w:val="20"/>
-                <w:szCs w:val="20"/>
-              </w:rPr>
-              <w:t>Duration:- June 2015 – May 2016</w:t>
-            </w:r>
-          </w:p>
-          <w:p>
-            <w:pPr>
-              <w:pStyle w:val="TextBody"/>
-              <w:spacing w:lineRule="auto" w:line="240" w:before="0" w:after="0"/>
-              <w:rPr>
-                <w:rFonts w:ascii="Calibri" w:hAnsi="Calibri" w:cs="Calibri"/>
-                <w:bCs/>
-                <w:sz w:val="20"/>
-                <w:szCs w:val="20"/>
-              </w:rPr>
-            </w:pPr>
-            <w:r>
-              <w:rPr>
-                <w:rFonts w:cs="Calibri" w:ascii="Calibri" w:hAnsi="Calibri"/>
-                <w:bCs/>
-                <w:sz w:val="20"/>
-                <w:szCs w:val="20"/>
-              </w:rPr>
-              <w:t>Client :- USA</w:t>
-            </w:r>
-          </w:p>
-          <w:p>
-            <w:pPr>
-              <w:pStyle w:val="TextBody"/>
-              <w:spacing w:lineRule="auto" w:line="240" w:before="0" w:after="0"/>
-              <w:rPr>
-                <w:rFonts w:ascii="Calibri" w:hAnsi="Calibri" w:cs="Calibri"/>
-                <w:bCs/>
-                <w:sz w:val="20"/>
-                <w:szCs w:val="20"/>
-              </w:rPr>
-            </w:pPr>
-            <w:r>
-              <w:rPr>
-                <w:rFonts w:cs="Calibri" w:ascii="Calibri" w:hAnsi="Calibri"/>
-                <w:bCs/>
-                <w:sz w:val="20"/>
-                <w:szCs w:val="20"/>
-              </w:rPr>
-              <w:t>Organization :- Softobiz</w:t>
-            </w:r>
-          </w:p>
-          <w:p>
-            <w:pPr>
-              <w:pStyle w:val="TextBody"/>
-              <w:spacing w:lineRule="auto" w:line="240" w:before="0" w:after="0"/>
-              <w:rPr>
-                <w:rFonts w:ascii="Calibri" w:hAnsi="Calibri" w:cs="Calibri"/>
-                <w:bCs/>
-                <w:sz w:val="20"/>
-                <w:szCs w:val="20"/>
-              </w:rPr>
-            </w:pPr>
-            <w:r>
-              <w:rPr>
-                <w:rFonts w:cs="Calibri" w:ascii="Calibri" w:hAnsi="Calibri"/>
-                <w:bCs/>
-                <w:sz w:val="20"/>
-                <w:szCs w:val="20"/>
-              </w:rPr>
-              <w:t>Platform:- Yii2, MySql, ReactJs Javascript, Jquery</w:t>
-            </w:r>
-          </w:p>
-          <w:p>
-            <w:pPr>
-              <w:pStyle w:val="TextBody"/>
-              <w:spacing w:lineRule="auto" w:line="240" w:before="0" w:after="0"/>
-              <w:rPr>
-                <w:rFonts w:ascii="Calibri" w:hAnsi="Calibri" w:cs="Calibri"/>
-                <w:bCs/>
-                <w:sz w:val="20"/>
-                <w:szCs w:val="20"/>
-              </w:rPr>
-            </w:pPr>
-            <w:r>
-              <w:rPr>
-                <w:rFonts w:cs="Calibri" w:ascii="Calibri" w:hAnsi="Calibri"/>
-                <w:bCs/>
-                <w:sz w:val="20"/>
-                <w:szCs w:val="20"/>
-              </w:rPr>
-              <w:t>Description:- Incodis contains information about laws, Rules, Regulations, Notification, Orders, Circulations, Criminal and other sections etc.</w:t>
-            </w:r>
-          </w:p>
-          <w:p>
-            <w:pPr>
-              <w:pStyle w:val="TextBody"/>
-              <w:spacing w:lineRule="auto" w:line="240" w:before="0" w:after="0"/>
-              <w:rPr>
-                <w:rFonts w:ascii="Calibri" w:hAnsi="Calibri" w:cs="Calibri"/>
-                <w:b/>
-                <w:b/>
-                <w:bCs/>
-                <w:sz w:val="20"/>
-                <w:szCs w:val="20"/>
-              </w:rPr>
-            </w:pPr>
-            <w:r>
-              <w:rPr>
-                <w:rFonts w:cs="Calibri" w:ascii="Calibri" w:hAnsi="Calibri"/>
-                <w:b/>
-                <w:bCs/>
-                <w:sz w:val="20"/>
-                <w:szCs w:val="20"/>
-              </w:rPr>
-            </w:r>
-          </w:p>
-          <w:p>
-            <w:pPr>
-              <w:pStyle w:val="TextBody"/>
-              <w:spacing w:lineRule="auto" w:line="240" w:before="0" w:after="0"/>
-              <w:rPr>
-                <w:rFonts w:ascii="Calibri" w:hAnsi="Calibri" w:cs="Calibri"/>
-                <w:b/>
-                <w:b/>
-                <w:bCs/>
-                <w:sz w:val="20"/>
-                <w:szCs w:val="20"/>
-              </w:rPr>
-            </w:pPr>
-            <w:r>
-              <w:rPr>
-                <w:rFonts w:cs="Calibri" w:ascii="Calibri" w:hAnsi="Calibri"/>
-                <w:b/>
-                <w:bCs/>
-                <w:sz w:val="20"/>
-                <w:szCs w:val="20"/>
-              </w:rPr>
-            </w:r>
-          </w:p>
-          <w:p>
-            <w:pPr>
-              <w:pStyle w:val="TextBody"/>
-              <w:spacing w:lineRule="auto" w:line="240" w:before="0" w:after="0"/>
-              <w:rPr>
-                <w:rFonts w:ascii="Calibri" w:hAnsi="Calibri" w:cs="Calibri"/>
-                <w:b/>
-                <w:b/>
-                <w:bCs/>
-                <w:sz w:val="20"/>
-                <w:szCs w:val="20"/>
-              </w:rPr>
-            </w:pPr>
-            <w:r>
-              <w:rPr>
-                <w:rFonts w:cs="Calibri" w:ascii="Calibri" w:hAnsi="Calibri"/>
-                <w:b/>
-                <w:bCs/>
-                <w:sz w:val="20"/>
-                <w:szCs w:val="20"/>
-              </w:rPr>
-            </w:r>
-          </w:p>
-          <w:p>
-            <w:pPr>
-              <w:pStyle w:val="TextBody"/>
-              <w:spacing w:lineRule="auto" w:line="240" w:before="0" w:after="0"/>
-              <w:rPr>
-                <w:rFonts w:ascii="Calibri" w:hAnsi="Calibri" w:cs="Calibri"/>
-                <w:b/>
-                <w:b/>
-                <w:bCs/>
-                <w:sz w:val="20"/>
-                <w:szCs w:val="20"/>
-              </w:rPr>
-            </w:pPr>
-            <w:r>
-              <w:rPr>
-                <w:rFonts w:cs="Calibri" w:ascii="Calibri" w:hAnsi="Calibri"/>
-                <w:b/>
-                <w:bCs/>
-                <w:sz w:val="20"/>
-                <w:szCs w:val="20"/>
-              </w:rPr>
-            </w:r>
-          </w:p>
-          <w:p>
-            <w:pPr>
-              <w:pStyle w:val="TextBody"/>
-              <w:spacing w:lineRule="auto" w:line="240" w:before="0" w:after="0"/>
-              <w:rPr>
-                <w:rFonts w:ascii="Calibri" w:hAnsi="Calibri" w:cs="Calibri"/>
-                <w:b/>
-                <w:b/>
-                <w:bCs/>
-                <w:sz w:val="20"/>
-                <w:szCs w:val="20"/>
-              </w:rPr>
-            </w:pPr>
-            <w:r>
-              <w:rPr>
-                <w:rFonts w:cs="Calibri" w:ascii="Calibri" w:hAnsi="Calibri"/>
-                <w:b/>
-                <w:bCs/>
-                <w:sz w:val="20"/>
-                <w:szCs w:val="20"/>
-              </w:rPr>
-            </w:r>
-          </w:p>
-          <w:p>
-            <w:pPr>
-              <w:pStyle w:val="TextBody"/>
-              <w:spacing w:lineRule="auto" w:line="240" w:before="0" w:after="0"/>
-              <w:rPr>
-                <w:rFonts w:ascii="Calibri" w:hAnsi="Calibri" w:cs="Calibri"/>
-                <w:b/>
-                <w:b/>
-                <w:bCs/>
-                <w:sz w:val="20"/>
-                <w:szCs w:val="20"/>
-              </w:rPr>
-            </w:pPr>
-            <w:r>
-              <w:rPr>
-                <w:rFonts w:cs="Calibri" w:ascii="Calibri" w:hAnsi="Calibri"/>
-                <w:b/>
-                <w:bCs/>
-                <w:sz w:val="20"/>
-                <w:szCs w:val="20"/>
-              </w:rPr>
-              <w:t>Project Name :- Score Card</w:t>
-            </w:r>
-          </w:p>
-          <w:p>
-            <w:pPr>
-              <w:pStyle w:val="TextBody"/>
-              <w:spacing w:lineRule="auto" w:line="240" w:before="0" w:after="0"/>
-              <w:rPr>
-                <w:rFonts w:ascii="Calibri" w:hAnsi="Calibri" w:cs="Calibri"/>
-                <w:bCs/>
-                <w:sz w:val="20"/>
-                <w:szCs w:val="20"/>
-              </w:rPr>
-            </w:pPr>
-            <w:r>
-              <w:rPr>
-                <w:rFonts w:cs="Calibri" w:ascii="Calibri" w:hAnsi="Calibri"/>
-                <w:bCs/>
-                <w:sz w:val="20"/>
-                <w:szCs w:val="20"/>
-              </w:rPr>
-              <w:t>Duration:- June 2015 – May 2016</w:t>
-            </w:r>
-          </w:p>
-          <w:p>
-            <w:pPr>
-              <w:pStyle w:val="TextBody"/>
-              <w:spacing w:lineRule="auto" w:line="240" w:before="0" w:after="0"/>
-              <w:rPr>
-                <w:rFonts w:ascii="Calibri" w:hAnsi="Calibri" w:cs="Calibri"/>
-                <w:bCs/>
-                <w:sz w:val="20"/>
-                <w:szCs w:val="20"/>
-              </w:rPr>
-            </w:pPr>
-            <w:r>
-              <w:rPr>
-                <w:rFonts w:cs="Calibri" w:ascii="Calibri" w:hAnsi="Calibri"/>
-                <w:bCs/>
-                <w:sz w:val="20"/>
-                <w:szCs w:val="20"/>
-              </w:rPr>
-              <w:t>Client :- USA</w:t>
-            </w:r>
-          </w:p>
-          <w:p>
-            <w:pPr>
-              <w:pStyle w:val="TextBody"/>
-              <w:spacing w:lineRule="auto" w:line="240" w:before="0" w:after="0"/>
-              <w:rPr>
-                <w:rFonts w:ascii="Calibri" w:hAnsi="Calibri" w:cs="Calibri"/>
-                <w:bCs/>
-                <w:sz w:val="20"/>
-                <w:szCs w:val="20"/>
-              </w:rPr>
-            </w:pPr>
-            <w:r>
-              <w:rPr>
-                <w:rFonts w:cs="Calibri" w:ascii="Calibri" w:hAnsi="Calibri"/>
-                <w:bCs/>
-                <w:sz w:val="20"/>
-                <w:szCs w:val="20"/>
-              </w:rPr>
-              <w:t>Organization :- Softobiz</w:t>
-            </w:r>
-          </w:p>
-          <w:p>
-            <w:pPr>
-              <w:pStyle w:val="TextBody"/>
-              <w:spacing w:lineRule="auto" w:line="240" w:before="0" w:after="0"/>
-              <w:rPr>
-                <w:rFonts w:ascii="Calibri" w:hAnsi="Calibri" w:cs="Calibri"/>
-                <w:bCs/>
-                <w:sz w:val="20"/>
-                <w:szCs w:val="20"/>
-              </w:rPr>
-            </w:pPr>
-            <w:r>
-              <w:rPr>
-                <w:rFonts w:cs="Calibri" w:ascii="Calibri" w:hAnsi="Calibri"/>
-                <w:bCs/>
-                <w:sz w:val="20"/>
-                <w:szCs w:val="20"/>
-              </w:rPr>
-              <w:t>Platform:- CodeIgniter, Angular 1.0, Javascript, Jquery</w:t>
-            </w:r>
-          </w:p>
-          <w:p>
-            <w:pPr>
-              <w:pStyle w:val="TextBody"/>
-              <w:spacing w:lineRule="auto" w:line="240" w:before="0" w:after="0"/>
-              <w:rPr>
-                <w:rFonts w:ascii="Calibri" w:hAnsi="Calibri" w:cs="Calibri"/>
-                <w:bCs/>
-                <w:sz w:val="20"/>
-                <w:szCs w:val="20"/>
-              </w:rPr>
-            </w:pPr>
-            <w:r>
-              <w:rPr>
-                <w:rFonts w:cs="Calibri" w:ascii="Calibri" w:hAnsi="Calibri"/>
-                <w:bCs/>
-                <w:sz w:val="20"/>
-                <w:szCs w:val="20"/>
-              </w:rPr>
-              <w:t>Description:- Score Card is a project of Multi Specialty Hospital on which you can search a doctor for their specialty and get appointment and give reviews.</w:t>
-            </w:r>
-          </w:p>
-          <w:p>
-            <w:pPr>
-              <w:pStyle w:val="TextBody"/>
-              <w:spacing w:lineRule="auto" w:line="240" w:before="0" w:after="0"/>
-              <w:rPr>
-                <w:rFonts w:ascii="Calibri" w:hAnsi="Calibri" w:cs="Calibri"/>
-                <w:bCs/>
-                <w:sz w:val="20"/>
-                <w:szCs w:val="20"/>
-              </w:rPr>
-            </w:pPr>
-            <w:r>
-              <w:rPr>
-                <w:rFonts w:cs="Calibri" w:ascii="Calibri" w:hAnsi="Calibri"/>
-                <w:bCs/>
-                <w:sz w:val="20"/>
-                <w:szCs w:val="20"/>
-              </w:rPr>
-            </w:r>
-          </w:p>
-          <w:p>
-            <w:pPr>
-              <w:pStyle w:val="TextBody"/>
-              <w:spacing w:lineRule="auto" w:line="240" w:before="0" w:after="0"/>
-              <w:rPr>
-                <w:rFonts w:ascii="Calibri" w:hAnsi="Calibri" w:cs="Calibri"/>
-                <w:b/>
-                <w:b/>
-                <w:bCs/>
-                <w:sz w:val="20"/>
-                <w:szCs w:val="20"/>
-              </w:rPr>
-            </w:pPr>
-            <w:r>
-              <w:rPr>
-                <w:rFonts w:cs="Calibri" w:ascii="Calibri" w:hAnsi="Calibri"/>
-                <w:b/>
-                <w:bCs/>
-                <w:sz w:val="20"/>
-                <w:szCs w:val="20"/>
-              </w:rPr>
-              <w:t>Project Name :- Kartwell</w:t>
-            </w:r>
-          </w:p>
-          <w:p>
-            <w:pPr>
-              <w:pStyle w:val="TextBody"/>
-              <w:spacing w:lineRule="auto" w:line="240" w:before="0" w:after="0"/>
-              <w:rPr>
-                <w:rFonts w:ascii="Calibri" w:hAnsi="Calibri" w:cs="Calibri"/>
-                <w:bCs/>
-                <w:sz w:val="20"/>
-                <w:szCs w:val="20"/>
-              </w:rPr>
-            </w:pPr>
-            <w:r>
-              <w:rPr>
-                <w:rFonts w:cs="Calibri" w:ascii="Calibri" w:hAnsi="Calibri"/>
-                <w:bCs/>
-                <w:sz w:val="20"/>
-                <w:szCs w:val="20"/>
-              </w:rPr>
-              <w:t>Duration:- June 2014 – April 2015</w:t>
-            </w:r>
-          </w:p>
-          <w:p>
-            <w:pPr>
-              <w:pStyle w:val="TextBody"/>
-              <w:spacing w:lineRule="auto" w:line="240" w:before="0" w:after="0"/>
-              <w:rPr>
-                <w:rFonts w:ascii="Calibri" w:hAnsi="Calibri" w:cs="Calibri"/>
-                <w:bCs/>
-                <w:sz w:val="20"/>
-                <w:szCs w:val="20"/>
-              </w:rPr>
-            </w:pPr>
-            <w:r>
-              <w:rPr>
-                <w:rFonts w:cs="Calibri" w:ascii="Calibri" w:hAnsi="Calibri"/>
-                <w:bCs/>
-                <w:sz w:val="20"/>
-                <w:szCs w:val="20"/>
-              </w:rPr>
-              <w:t>Client :- USA</w:t>
-            </w:r>
-          </w:p>
-          <w:p>
-            <w:pPr>
-              <w:pStyle w:val="TextBody"/>
-              <w:spacing w:lineRule="auto" w:line="240" w:before="0" w:after="0"/>
-              <w:rPr>
-                <w:rFonts w:ascii="Calibri" w:hAnsi="Calibri" w:cs="Calibri"/>
-                <w:bCs/>
-                <w:sz w:val="20"/>
-                <w:szCs w:val="20"/>
-              </w:rPr>
-            </w:pPr>
-            <w:r>
-              <w:rPr>
-                <w:rFonts w:cs="Calibri" w:ascii="Calibri" w:hAnsi="Calibri"/>
-                <w:bCs/>
-                <w:sz w:val="20"/>
-                <w:szCs w:val="20"/>
-              </w:rPr>
-              <w:t>Organization :- Softweaver Technologies</w:t>
-            </w:r>
-          </w:p>
-          <w:p>
-            <w:pPr>
-              <w:pStyle w:val="TextBody"/>
-              <w:spacing w:lineRule="auto" w:line="240" w:before="0" w:after="0"/>
-              <w:rPr>
-                <w:rFonts w:ascii="Calibri" w:hAnsi="Calibri" w:cs="Calibri"/>
-                <w:bCs/>
-                <w:sz w:val="20"/>
-                <w:szCs w:val="20"/>
-              </w:rPr>
-            </w:pPr>
-            <w:r>
-              <w:rPr>
-                <w:rFonts w:cs="Calibri" w:ascii="Calibri" w:hAnsi="Calibri"/>
-                <w:bCs/>
-                <w:sz w:val="20"/>
-                <w:szCs w:val="20"/>
-              </w:rPr>
-              <w:t>Platform:- Zend, MySQL, TypeScript, Javascript, Jquery</w:t>
-            </w:r>
-          </w:p>
-          <w:p>
-            <w:pPr>
-              <w:pStyle w:val="TextBody"/>
-              <w:spacing w:lineRule="auto" w:line="240" w:before="0" w:after="0"/>
-              <w:rPr>
-                <w:rFonts w:ascii="Calibri" w:hAnsi="Calibri" w:cs="Calibri"/>
-                <w:sz w:val="20"/>
-                <w:szCs w:val="20"/>
-              </w:rPr>
-            </w:pPr>
-            <w:r>
-              <w:rPr>
-                <w:rFonts w:cs="Calibri" w:ascii="Calibri" w:hAnsi="Calibri"/>
-                <w:bCs/>
-                <w:sz w:val="20"/>
-                <w:szCs w:val="20"/>
-              </w:rPr>
-              <w:t>Description:- K</w:t>
-            </w:r>
-            <w:r>
-              <w:rPr>
-                <w:rFonts w:cs="Calibri" w:ascii="Calibri" w:hAnsi="Calibri"/>
-                <w:sz w:val="20"/>
-                <w:szCs w:val="20"/>
-              </w:rPr>
-              <w:t>artwell made for manage business details of vendors, where can customers can get details and connect with vendors</w:t>
-            </w:r>
-          </w:p>
-          <w:p>
-            <w:pPr>
-              <w:pStyle w:val="TextBody"/>
-              <w:spacing w:lineRule="auto" w:line="240" w:before="0" w:after="0"/>
-              <w:rPr>
-                <w:rFonts w:ascii="Calibri" w:hAnsi="Calibri" w:cs="Calibri"/>
-                <w:sz w:val="20"/>
-                <w:szCs w:val="20"/>
-              </w:rPr>
-            </w:pPr>
-            <w:r>
-              <w:rPr>
-                <w:rFonts w:cs="Calibri" w:ascii="Calibri" w:hAnsi="Calibri"/>
-                <w:sz w:val="20"/>
-                <w:szCs w:val="20"/>
-              </w:rPr>
-            </w:r>
-          </w:p>
-          <w:p>
-            <w:pPr>
-              <w:pStyle w:val="TextBody"/>
-              <w:spacing w:lineRule="auto" w:line="240" w:before="0" w:after="0"/>
-              <w:rPr>
-                <w:rFonts w:ascii="Calibri" w:hAnsi="Calibri" w:cs="Calibri"/>
-                <w:b/>
-                <w:b/>
-                <w:bCs/>
-                <w:sz w:val="20"/>
-                <w:szCs w:val="20"/>
-              </w:rPr>
-            </w:pPr>
-            <w:r>
-              <w:rPr>
-                <w:rFonts w:cs="Calibri" w:ascii="Calibri" w:hAnsi="Calibri"/>
-                <w:b/>
-                <w:bCs/>
-                <w:sz w:val="20"/>
-                <w:szCs w:val="20"/>
-              </w:rPr>
-              <w:t>Project Name :- Veterinary Clinic (Pet Clinic)</w:t>
-            </w:r>
-          </w:p>
-          <w:p>
-            <w:pPr>
-              <w:pStyle w:val="TextBody"/>
-              <w:spacing w:lineRule="auto" w:line="240" w:before="0" w:after="0"/>
-              <w:rPr>
-                <w:rFonts w:ascii="Calibri" w:hAnsi="Calibri" w:cs="Calibri"/>
-                <w:bCs/>
-                <w:sz w:val="20"/>
-                <w:szCs w:val="20"/>
-              </w:rPr>
-            </w:pPr>
-            <w:r>
-              <w:rPr>
-                <w:rFonts w:cs="Calibri" w:ascii="Calibri" w:hAnsi="Calibri"/>
-                <w:bCs/>
-                <w:sz w:val="20"/>
-                <w:szCs w:val="20"/>
-              </w:rPr>
-              <w:t>Duration:- June 2014 – April 2015</w:t>
-            </w:r>
-          </w:p>
-          <w:p>
-            <w:pPr>
-              <w:pStyle w:val="TextBody"/>
-              <w:spacing w:lineRule="auto" w:line="240" w:before="0" w:after="0"/>
-              <w:rPr>
-                <w:rFonts w:ascii="Calibri" w:hAnsi="Calibri" w:cs="Calibri"/>
-                <w:bCs/>
-                <w:sz w:val="20"/>
-                <w:szCs w:val="20"/>
-              </w:rPr>
-            </w:pPr>
-            <w:r>
-              <w:rPr>
-                <w:rFonts w:cs="Calibri" w:ascii="Calibri" w:hAnsi="Calibri"/>
-                <w:bCs/>
-                <w:sz w:val="20"/>
-                <w:szCs w:val="20"/>
-              </w:rPr>
-              <w:t>Client :- USA</w:t>
-            </w:r>
-          </w:p>
-          <w:p>
-            <w:pPr>
-              <w:pStyle w:val="TextBody"/>
-              <w:spacing w:lineRule="auto" w:line="240" w:before="0" w:after="0"/>
-              <w:rPr>
-                <w:rFonts w:ascii="Calibri" w:hAnsi="Calibri" w:cs="Calibri"/>
-                <w:bCs/>
-                <w:sz w:val="20"/>
-                <w:szCs w:val="20"/>
-              </w:rPr>
-            </w:pPr>
-            <w:r>
-              <w:rPr>
-                <w:rFonts w:cs="Calibri" w:ascii="Calibri" w:hAnsi="Calibri"/>
-                <w:bCs/>
-                <w:sz w:val="20"/>
-                <w:szCs w:val="20"/>
-              </w:rPr>
-              <w:t>Organization :- Softweaver Technologies</w:t>
-            </w:r>
-          </w:p>
-          <w:p>
-            <w:pPr>
-              <w:pStyle w:val="TextBody"/>
-              <w:spacing w:lineRule="auto" w:line="240" w:before="0" w:after="0"/>
-              <w:rPr>
-                <w:rFonts w:ascii="Calibri" w:hAnsi="Calibri" w:cs="Calibri"/>
-                <w:bCs/>
-                <w:sz w:val="20"/>
-                <w:szCs w:val="20"/>
-              </w:rPr>
-            </w:pPr>
-            <w:r>
-              <w:rPr>
-                <w:rFonts w:cs="Calibri" w:ascii="Calibri" w:hAnsi="Calibri"/>
-                <w:bCs/>
-                <w:sz w:val="20"/>
-                <w:szCs w:val="20"/>
-              </w:rPr>
-              <w:t>Platform:- Joomla, Javascript, Jquery</w:t>
-            </w:r>
-          </w:p>
-          <w:p>
-            <w:pPr>
-              <w:pStyle w:val="TextBody"/>
-              <w:spacing w:lineRule="auto" w:line="240" w:before="0" w:after="0"/>
-              <w:rPr>
-                <w:rFonts w:ascii="Calibri" w:hAnsi="Calibri" w:cs="Calibri"/>
-                <w:bCs/>
-                <w:sz w:val="20"/>
-                <w:szCs w:val="20"/>
-              </w:rPr>
-            </w:pPr>
-            <w:r>
-              <w:rPr>
-                <w:rFonts w:cs="Calibri" w:ascii="Calibri" w:hAnsi="Calibri"/>
-                <w:bCs/>
-                <w:sz w:val="20"/>
-                <w:szCs w:val="20"/>
-              </w:rPr>
-              <w:t xml:space="preserve">Description:- Veterniary Clinic is a project formed in Joomla which contains information about how to care your pets about their vaccination etc. </w:t>
-            </w:r>
-          </w:p>
-          <w:p>
-            <w:pPr>
-              <w:pStyle w:val="TextBody"/>
-              <w:spacing w:lineRule="auto" w:line="240" w:before="0" w:after="0"/>
-              <w:rPr>
-                <w:rFonts w:ascii="Calibri" w:hAnsi="Calibri" w:cs="Calibri"/>
-                <w:bCs/>
-                <w:sz w:val="20"/>
-                <w:szCs w:val="20"/>
-              </w:rPr>
-            </w:pPr>
-            <w:r>
-              <w:rPr>
-                <w:rFonts w:cs="Calibri" w:ascii="Calibri" w:hAnsi="Calibri"/>
-                <w:bCs/>
-                <w:sz w:val="20"/>
-                <w:szCs w:val="20"/>
-              </w:rPr>
-            </w:r>
-          </w:p>
-          <w:p>
-            <w:pPr>
-              <w:pStyle w:val="TextBody"/>
-              <w:spacing w:lineRule="auto" w:line="240" w:before="0" w:after="0"/>
-              <w:rPr>
-                <w:rFonts w:ascii="Calibri" w:hAnsi="Calibri" w:cs="Calibri"/>
-                <w:b/>
-                <w:b/>
-                <w:bCs/>
-                <w:sz w:val="20"/>
-                <w:szCs w:val="20"/>
-              </w:rPr>
-            </w:pPr>
-            <w:r>
-              <w:rPr>
-                <w:rFonts w:cs="Calibri" w:ascii="Calibri" w:hAnsi="Calibri"/>
-                <w:b/>
-                <w:bCs/>
-                <w:sz w:val="20"/>
-                <w:szCs w:val="20"/>
-              </w:rPr>
-              <w:t>Project Name :- Online Betting</w:t>
-            </w:r>
-          </w:p>
-          <w:p>
-            <w:pPr>
-              <w:pStyle w:val="TextBody"/>
-              <w:spacing w:lineRule="auto" w:line="240" w:before="0" w:after="0"/>
-              <w:rPr>
-                <w:rFonts w:ascii="Calibri" w:hAnsi="Calibri" w:cs="Calibri"/>
-                <w:bCs/>
-                <w:sz w:val="20"/>
-                <w:szCs w:val="20"/>
-              </w:rPr>
-            </w:pPr>
-            <w:r>
-              <w:rPr>
-                <w:rFonts w:cs="Calibri" w:ascii="Calibri" w:hAnsi="Calibri"/>
-                <w:bCs/>
-                <w:sz w:val="20"/>
-                <w:szCs w:val="20"/>
-              </w:rPr>
-              <w:t>Duration:- January 2014 – April 2014</w:t>
-            </w:r>
-          </w:p>
-          <w:p>
-            <w:pPr>
-              <w:pStyle w:val="TextBody"/>
-              <w:spacing w:lineRule="auto" w:line="240" w:before="0" w:after="0"/>
-              <w:rPr>
-                <w:rFonts w:ascii="Calibri" w:hAnsi="Calibri" w:cs="Calibri"/>
-                <w:bCs/>
-                <w:sz w:val="20"/>
-                <w:szCs w:val="20"/>
-              </w:rPr>
-            </w:pPr>
-            <w:r>
-              <w:rPr>
-                <w:rFonts w:cs="Calibri" w:ascii="Calibri" w:hAnsi="Calibri"/>
-                <w:bCs/>
-                <w:sz w:val="20"/>
-                <w:szCs w:val="20"/>
-              </w:rPr>
-              <w:t>Client :- USA</w:t>
-            </w:r>
-          </w:p>
-          <w:p>
-            <w:pPr>
-              <w:pStyle w:val="TextBody"/>
-              <w:spacing w:lineRule="auto" w:line="240" w:before="0" w:after="0"/>
-              <w:rPr>
-                <w:rFonts w:ascii="Calibri" w:hAnsi="Calibri" w:cs="Calibri"/>
-                <w:bCs/>
-                <w:sz w:val="20"/>
-                <w:szCs w:val="20"/>
-              </w:rPr>
-            </w:pPr>
-            <w:r>
-              <w:rPr>
-                <w:rFonts w:cs="Calibri" w:ascii="Calibri" w:hAnsi="Calibri"/>
-                <w:bCs/>
-                <w:sz w:val="20"/>
-                <w:szCs w:val="20"/>
-              </w:rPr>
-              <w:t>Organization :- FutureWorks</w:t>
-            </w:r>
-          </w:p>
-          <w:p>
-            <w:pPr>
-              <w:pStyle w:val="TextBody"/>
-              <w:spacing w:lineRule="auto" w:line="240" w:before="0" w:after="0"/>
-              <w:rPr>
-                <w:rFonts w:ascii="Calibri" w:hAnsi="Calibri" w:cs="Calibri"/>
-                <w:bCs/>
-                <w:sz w:val="20"/>
-                <w:szCs w:val="20"/>
-              </w:rPr>
-            </w:pPr>
-            <w:r>
-              <w:rPr>
-                <w:rFonts w:cs="Calibri" w:ascii="Calibri" w:hAnsi="Calibri"/>
-                <w:bCs/>
-                <w:sz w:val="20"/>
-                <w:szCs w:val="20"/>
-              </w:rPr>
-              <w:t>Platform:- CakePHP, Javascript, Jquery</w:t>
-            </w:r>
-          </w:p>
-          <w:p>
-            <w:pPr>
-              <w:pStyle w:val="TextBody"/>
-              <w:spacing w:lineRule="auto" w:line="240" w:before="0" w:after="0"/>
-              <w:rPr>
-                <w:rFonts w:ascii="Calibri" w:hAnsi="Calibri" w:cs="Calibri"/>
-                <w:bCs/>
-                <w:sz w:val="20"/>
-                <w:szCs w:val="20"/>
-              </w:rPr>
-            </w:pPr>
-            <w:r>
-              <w:rPr>
-                <w:rFonts w:cs="Calibri" w:ascii="Calibri" w:hAnsi="Calibri"/>
-                <w:bCs/>
-                <w:sz w:val="20"/>
-                <w:szCs w:val="20"/>
-              </w:rPr>
-              <w:t>Description:- Moover Toys is an e-commerce project on which client sells the toys online. There is a also wholesale login also available.</w:t>
-            </w:r>
-          </w:p>
-          <w:p>
-            <w:pPr>
-              <w:pStyle w:val="TextBody"/>
-              <w:spacing w:lineRule="auto" w:line="240" w:before="0" w:after="0"/>
-              <w:rPr>
-                <w:rFonts w:ascii="Calibri" w:hAnsi="Calibri" w:cs="Calibri"/>
-                <w:b/>
-                <w:b/>
-                <w:bCs/>
-                <w:sz w:val="20"/>
-                <w:szCs w:val="20"/>
-              </w:rPr>
-            </w:pPr>
-            <w:r>
-              <w:rPr>
-                <w:rFonts w:cs="Calibri" w:ascii="Calibri" w:hAnsi="Calibri"/>
-                <w:b/>
-                <w:bCs/>
-                <w:sz w:val="20"/>
-                <w:szCs w:val="20"/>
-              </w:rPr>
-            </w:r>
-          </w:p>
-          <w:p>
-            <w:pPr>
-              <w:pStyle w:val="TextBody"/>
-              <w:spacing w:lineRule="auto" w:line="240" w:before="0" w:after="0"/>
-              <w:rPr>
-                <w:rFonts w:ascii="Calibri" w:hAnsi="Calibri" w:cs="Calibri"/>
-                <w:b/>
-                <w:b/>
-                <w:bCs/>
-                <w:sz w:val="20"/>
-                <w:szCs w:val="20"/>
-              </w:rPr>
-            </w:pPr>
-            <w:r>
-              <w:rPr>
-                <w:rFonts w:cs="Calibri" w:ascii="Calibri" w:hAnsi="Calibri"/>
-                <w:b/>
-                <w:bCs/>
-                <w:sz w:val="20"/>
-                <w:szCs w:val="20"/>
-              </w:rPr>
-              <w:t>Project Name :- Moover Toyes</w:t>
-            </w:r>
-          </w:p>
-          <w:p>
-            <w:pPr>
-              <w:pStyle w:val="TextBody"/>
-              <w:spacing w:lineRule="auto" w:line="240" w:before="0" w:after="0"/>
-              <w:rPr>
-                <w:rFonts w:ascii="Calibri" w:hAnsi="Calibri" w:cs="Calibri"/>
-                <w:bCs/>
-                <w:sz w:val="20"/>
-                <w:szCs w:val="20"/>
-              </w:rPr>
-            </w:pPr>
-            <w:r>
-              <w:rPr>
-                <w:rFonts w:cs="Calibri" w:ascii="Calibri" w:hAnsi="Calibri"/>
-                <w:bCs/>
-                <w:sz w:val="20"/>
-                <w:szCs w:val="20"/>
-              </w:rPr>
-              <w:t>Duration:- January 2014 – April 2014</w:t>
-            </w:r>
-          </w:p>
-          <w:p>
-            <w:pPr>
-              <w:pStyle w:val="TextBody"/>
-              <w:spacing w:lineRule="auto" w:line="240" w:before="0" w:after="0"/>
-              <w:rPr>
-                <w:rFonts w:ascii="Calibri" w:hAnsi="Calibri" w:cs="Calibri"/>
-                <w:bCs/>
-                <w:sz w:val="20"/>
-                <w:szCs w:val="20"/>
-              </w:rPr>
-            </w:pPr>
-            <w:r>
-              <w:rPr>
-                <w:rFonts w:cs="Calibri" w:ascii="Calibri" w:hAnsi="Calibri"/>
-                <w:bCs/>
-                <w:sz w:val="20"/>
-                <w:szCs w:val="20"/>
-              </w:rPr>
-              <w:t>Client :- USA</w:t>
-            </w:r>
-          </w:p>
-          <w:p>
-            <w:pPr>
-              <w:pStyle w:val="TextBody"/>
-              <w:spacing w:lineRule="auto" w:line="240" w:before="0" w:after="0"/>
-              <w:rPr/>
-            </w:pPr>
-            <w:r>
-              <w:rPr>
-                <w:rFonts w:cs="Calibri" w:ascii="Calibri" w:hAnsi="Calibri"/>
-                <w:bCs/>
-                <w:sz w:val="20"/>
-                <w:szCs w:val="20"/>
-              </w:rPr>
-              <w:t>Organization :- FutureWorks</w:t>
-            </w:r>
-          </w:p>
-          <w:p>
-            <w:pPr>
-              <w:pStyle w:val="TextBody"/>
-              <w:spacing w:lineRule="auto" w:line="240" w:before="0" w:after="0"/>
-              <w:rPr/>
-            </w:pPr>
-            <w:r>
-              <w:rPr>
-                <w:rFonts w:cs="Calibri" w:ascii="Calibri" w:hAnsi="Calibri"/>
-                <w:bCs/>
-                <w:sz w:val="20"/>
-                <w:szCs w:val="20"/>
-              </w:rPr>
-              <w:t>Platform:- Joomla, Javascript, Jquery</w:t>
-            </w:r>
-          </w:p>
-          <w:p>
-            <w:pPr>
-              <w:pStyle w:val="TextBody"/>
-              <w:spacing w:lineRule="auto" w:line="240" w:before="0" w:after="0"/>
-              <w:rPr>
-                <w:rFonts w:ascii="Calibri" w:hAnsi="Calibri" w:cs="Calibri"/>
-                <w:bCs/>
-                <w:sz w:val="20"/>
-                <w:szCs w:val="20"/>
-              </w:rPr>
-            </w:pPr>
-            <w:r>
-              <w:rPr>
-                <w:rFonts w:cs="Calibri" w:ascii="Calibri" w:hAnsi="Calibri"/>
-                <w:bCs/>
-                <w:sz w:val="20"/>
-                <w:szCs w:val="20"/>
-              </w:rPr>
-              <w:t>Description:- Moover Toys is an e-commerce project on which client sells the toys online. There is a also wholesale login also available.</w:t>
-            </w:r>
-          </w:p>
-          <w:p>
-            <w:pPr>
-              <w:pStyle w:val="TextBody"/>
-              <w:spacing w:lineRule="auto" w:line="240" w:before="0" w:after="0"/>
-              <w:rPr>
-                <w:rFonts w:ascii="Calibri" w:hAnsi="Calibri" w:cs="Calibri"/>
-                <w:bCs/>
-                <w:sz w:val="20"/>
-                <w:szCs w:val="20"/>
-              </w:rPr>
-            </w:pPr>
-            <w:r>
-              <w:rPr>
-                <w:rFonts w:cs="Calibri" w:ascii="Calibri" w:hAnsi="Calibri"/>
-                <w:bCs/>
-                <w:sz w:val="20"/>
-                <w:szCs w:val="20"/>
-              </w:rPr>
-            </w:r>
-          </w:p>
-          <w:p>
-            <w:pPr>
-              <w:pStyle w:val="TextBody"/>
-              <w:spacing w:lineRule="auto" w:line="240" w:before="0" w:after="0"/>
-              <w:rPr>
-                <w:rFonts w:ascii="Calibri" w:hAnsi="Calibri" w:cs="Calibri"/>
-                <w:b/>
-                <w:b/>
-                <w:bCs/>
-                <w:sz w:val="20"/>
-                <w:szCs w:val="20"/>
-              </w:rPr>
-            </w:pPr>
-            <w:r>
-              <w:rPr>
-                <w:rFonts w:cs="Calibri" w:ascii="Calibri" w:hAnsi="Calibri"/>
-                <w:b/>
-                <w:bCs/>
-                <w:sz w:val="20"/>
-                <w:szCs w:val="20"/>
-              </w:rPr>
-              <w:t>Project Name :- Dental Clinic</w:t>
-            </w:r>
-          </w:p>
-          <w:p>
-            <w:pPr>
-              <w:pStyle w:val="TextBody"/>
-              <w:spacing w:lineRule="auto" w:line="240" w:before="0" w:after="0"/>
-              <w:rPr>
-                <w:rFonts w:ascii="Calibri" w:hAnsi="Calibri" w:cs="Calibri"/>
-                <w:bCs/>
-                <w:sz w:val="20"/>
-                <w:szCs w:val="20"/>
-              </w:rPr>
-            </w:pPr>
-            <w:r>
-              <w:rPr>
-                <w:rFonts w:cs="Calibri" w:ascii="Calibri" w:hAnsi="Calibri"/>
-                <w:bCs/>
-                <w:sz w:val="20"/>
-                <w:szCs w:val="20"/>
-              </w:rPr>
-              <w:t>Duration:- September 2013 – November 2013</w:t>
-            </w:r>
-          </w:p>
-          <w:p>
-            <w:pPr>
-              <w:pStyle w:val="TextBody"/>
-              <w:spacing w:lineRule="auto" w:line="240" w:before="0" w:after="0"/>
-              <w:rPr>
-                <w:rFonts w:ascii="Calibri" w:hAnsi="Calibri" w:cs="Calibri"/>
-                <w:bCs/>
-                <w:sz w:val="20"/>
-                <w:szCs w:val="20"/>
-              </w:rPr>
-            </w:pPr>
-            <w:r>
-              <w:rPr>
-                <w:rFonts w:cs="Calibri" w:ascii="Calibri" w:hAnsi="Calibri"/>
-                <w:bCs/>
-                <w:sz w:val="20"/>
-                <w:szCs w:val="20"/>
-              </w:rPr>
-              <w:t>Client :- USA</w:t>
-            </w:r>
-          </w:p>
-          <w:p>
-            <w:pPr>
-              <w:pStyle w:val="TextBody"/>
-              <w:spacing w:lineRule="auto" w:line="240" w:before="0" w:after="0"/>
-              <w:rPr>
-                <w:rFonts w:ascii="Calibri" w:hAnsi="Calibri" w:cs="Calibri"/>
-                <w:bCs/>
-                <w:sz w:val="20"/>
-                <w:szCs w:val="20"/>
-              </w:rPr>
-            </w:pPr>
-            <w:r>
-              <w:rPr>
-                <w:rFonts w:cs="Calibri" w:ascii="Calibri" w:hAnsi="Calibri"/>
-                <w:bCs/>
-                <w:sz w:val="20"/>
-                <w:szCs w:val="20"/>
-              </w:rPr>
-              <w:t>Organization :- FutureWorks</w:t>
-            </w:r>
-          </w:p>
-          <w:p>
-            <w:pPr>
-              <w:pStyle w:val="TextBody"/>
-              <w:spacing w:lineRule="auto" w:line="240" w:before="0" w:after="0"/>
-              <w:rPr>
-                <w:rFonts w:ascii="Calibri" w:hAnsi="Calibri" w:cs="Calibri"/>
-                <w:bCs/>
-                <w:sz w:val="20"/>
-                <w:szCs w:val="20"/>
-              </w:rPr>
-            </w:pPr>
-            <w:r>
-              <w:rPr>
-                <w:rFonts w:cs="Calibri" w:ascii="Calibri" w:hAnsi="Calibri"/>
-                <w:bCs/>
-                <w:sz w:val="20"/>
-                <w:szCs w:val="20"/>
-              </w:rPr>
-              <w:t>Platform:- WordPress, Javascript, Jquery</w:t>
-            </w:r>
-          </w:p>
-          <w:p>
-            <w:pPr>
-              <w:pStyle w:val="TextBody"/>
-              <w:spacing w:lineRule="auto" w:line="240" w:before="0" w:after="0"/>
-              <w:rPr>
-                <w:rFonts w:ascii="Calibri" w:hAnsi="Calibri" w:cs="Calibri"/>
-                <w:bCs/>
-                <w:sz w:val="20"/>
-                <w:szCs w:val="20"/>
-              </w:rPr>
-            </w:pPr>
-            <w:r>
-              <w:rPr>
-                <w:rFonts w:cs="Calibri" w:ascii="Calibri" w:hAnsi="Calibri"/>
-                <w:bCs/>
-                <w:sz w:val="20"/>
-                <w:szCs w:val="20"/>
-              </w:rPr>
-              <w:t>Description:- This is an Dental Clinic on which the front user can book appointment using calendar and can give review as well.</w:t>
-            </w:r>
-          </w:p>
-          <w:p>
-            <w:pPr>
-              <w:pStyle w:val="TextBody"/>
-              <w:spacing w:lineRule="auto" w:line="240" w:before="0" w:after="0"/>
-              <w:rPr>
-                <w:rFonts w:ascii="Calibri" w:hAnsi="Calibri" w:cs="Calibri"/>
-                <w:bCs/>
-                <w:sz w:val="20"/>
-                <w:szCs w:val="20"/>
-              </w:rPr>
-            </w:pPr>
-            <w:r>
-              <w:rPr>
-                <w:rFonts w:cs="Calibri" w:ascii="Calibri" w:hAnsi="Calibri"/>
-                <w:bCs/>
-                <w:sz w:val="20"/>
-                <w:szCs w:val="20"/>
-              </w:rPr>
-            </w:r>
-          </w:p>
-          <w:p>
-            <w:pPr>
-              <w:pStyle w:val="TextBody"/>
-              <w:spacing w:lineRule="auto" w:line="240" w:before="0" w:after="0"/>
-              <w:rPr>
-                <w:rFonts w:ascii="Calibri" w:hAnsi="Calibri" w:cs="Calibri"/>
-                <w:b/>
-                <w:b/>
-                <w:bCs/>
-                <w:sz w:val="20"/>
-                <w:szCs w:val="20"/>
-              </w:rPr>
-            </w:pPr>
-            <w:r>
-              <w:rPr>
-                <w:rFonts w:cs="Calibri" w:ascii="Calibri" w:hAnsi="Calibri"/>
-                <w:b/>
-                <w:bCs/>
-                <w:sz w:val="20"/>
-                <w:szCs w:val="20"/>
-              </w:rPr>
-              <w:t>Project Name :- Study Abroad</w:t>
-            </w:r>
-          </w:p>
-          <w:p>
-            <w:pPr>
-              <w:pStyle w:val="TextBody"/>
-              <w:spacing w:lineRule="auto" w:line="240" w:before="0" w:after="0"/>
-              <w:rPr>
-                <w:rFonts w:ascii="Calibri" w:hAnsi="Calibri" w:cs="Calibri"/>
-                <w:bCs/>
-                <w:sz w:val="20"/>
-                <w:szCs w:val="20"/>
-              </w:rPr>
-            </w:pPr>
-            <w:r>
-              <w:rPr>
-                <w:rFonts w:cs="Calibri" w:ascii="Calibri" w:hAnsi="Calibri"/>
-                <w:bCs/>
-                <w:sz w:val="20"/>
-                <w:szCs w:val="20"/>
-              </w:rPr>
-              <w:t>Duration:- December 2013 – January 2014</w:t>
-            </w:r>
-          </w:p>
-          <w:p>
-            <w:pPr>
-              <w:pStyle w:val="TextBody"/>
-              <w:spacing w:lineRule="auto" w:line="240" w:before="0" w:after="0"/>
-              <w:rPr>
-                <w:rFonts w:ascii="Calibri" w:hAnsi="Calibri" w:cs="Calibri"/>
-                <w:bCs/>
-                <w:sz w:val="20"/>
-                <w:szCs w:val="20"/>
-              </w:rPr>
-            </w:pPr>
-            <w:r>
-              <w:rPr>
-                <w:rFonts w:cs="Calibri" w:ascii="Calibri" w:hAnsi="Calibri"/>
-                <w:bCs/>
-                <w:sz w:val="20"/>
-                <w:szCs w:val="20"/>
-              </w:rPr>
-              <w:t>Client :- India</w:t>
-            </w:r>
-          </w:p>
-          <w:p>
-            <w:pPr>
-              <w:pStyle w:val="TextBody"/>
-              <w:spacing w:lineRule="auto" w:line="240" w:before="0" w:after="0"/>
-              <w:rPr>
-                <w:rFonts w:ascii="Calibri" w:hAnsi="Calibri" w:cs="Calibri"/>
-                <w:bCs/>
-                <w:sz w:val="20"/>
-                <w:szCs w:val="20"/>
-              </w:rPr>
-            </w:pPr>
-            <w:r>
-              <w:rPr>
-                <w:rFonts w:cs="Calibri" w:ascii="Calibri" w:hAnsi="Calibri"/>
-                <w:bCs/>
-                <w:sz w:val="20"/>
-                <w:szCs w:val="20"/>
-              </w:rPr>
-              <w:t>Organization :- FutureWorks</w:t>
-            </w:r>
-          </w:p>
-          <w:p>
-            <w:pPr>
-              <w:pStyle w:val="TextBody"/>
-              <w:spacing w:lineRule="auto" w:line="240" w:before="0" w:after="0"/>
-              <w:rPr>
-                <w:rFonts w:ascii="Calibri" w:hAnsi="Calibri" w:cs="Calibri"/>
-                <w:bCs/>
-                <w:sz w:val="20"/>
-                <w:szCs w:val="20"/>
-              </w:rPr>
-            </w:pPr>
-            <w:r>
-              <w:rPr>
-                <w:rFonts w:cs="Calibri" w:ascii="Calibri" w:hAnsi="Calibri"/>
-                <w:bCs/>
-                <w:sz w:val="20"/>
-                <w:szCs w:val="20"/>
-              </w:rPr>
-              <w:t>Platform:- WordPress, Javascript, Jquery</w:t>
-            </w:r>
-          </w:p>
-          <w:p>
-            <w:pPr>
-              <w:pStyle w:val="TextBody"/>
-              <w:spacing w:lineRule="auto" w:line="240" w:before="0" w:after="0"/>
-              <w:rPr>
-                <w:rFonts w:ascii="Calibri" w:hAnsi="Calibri" w:cs="Calibri"/>
-                <w:bCs/>
-                <w:sz w:val="20"/>
-                <w:szCs w:val="20"/>
-              </w:rPr>
-            </w:pPr>
-            <w:r>
-              <w:rPr>
-                <w:rFonts w:cs="Calibri" w:ascii="Calibri" w:hAnsi="Calibri"/>
-                <w:bCs/>
-                <w:sz w:val="20"/>
-                <w:szCs w:val="20"/>
-              </w:rPr>
-              <w:t>Description:-  Client motivate the pupils to study abroad for higher education.</w:t>
-            </w:r>
-          </w:p>
-          <w:p>
-            <w:pPr>
-              <w:pStyle w:val="TextBody"/>
-              <w:spacing w:lineRule="auto" w:line="240" w:before="0" w:after="0"/>
-              <w:rPr>
-                <w:rFonts w:ascii="Calibri" w:hAnsi="Calibri" w:cs="Calibri"/>
-                <w:b/>
+            </w:pPr>
+            <w:r>
+              <w:rPr>
+                <w:rFonts w:cs="Calibri" w:ascii="Calibri" w:hAnsi="Calibri"/>
                 <w:b/>
                 <w:bCs/>
                 <w:sz w:val="24"/>
                 <w:szCs w:val="24"/>
               </w:rPr>
-            </w:pPr>
-            <w:r>
-              <w:rPr>
-                <w:rFonts w:cs="Calibri" w:ascii="Calibri" w:hAnsi="Calibri"/>
-                <w:b/>
-                <w:bCs/>
-                <w:sz w:val="24"/>
-                <w:szCs w:val="24"/>
-              </w:rPr>
             </w:r>
           </w:p>
           <w:p>
@@ -5308,28 +5369,21 @@
               </w:rPr>
             </w:pPr>
             <w:r>
-              <w:pict>
-                <v:shape id="shape_0" ID="Graphic 1" fillcolor="#7f7f7f" stroked="f" style="position:absolute;margin-left:626.15pt;margin-top:-27.25pt;width:248.95pt;height:841.9pt;mso-position-horizontal-relative:page;mso-position-vertical-relative:page">
-                  <w10:wrap type="none"/>
-                  <v:fill o:detectmouseclick="t" type="solid" color2="gray"/>
-                  <v:stroke color="#3465a4" joinstyle="round" endcap="flat"/>
-                </v:shape>
-              </w:pict>
               <mc:AlternateContent>
                 <mc:Choice Requires="wps">
                   <w:drawing>
-                    <wp:anchor behindDoc="0" distT="0" distB="0" distL="114300" distR="114300" simplePos="0" locked="0" layoutInCell="1" allowOverlap="1" relativeHeight="5">
+                    <wp:anchor behindDoc="0" distT="0" distB="0" distL="0" distR="0" simplePos="0" locked="0" layoutInCell="1" allowOverlap="1" relativeHeight="2">
                       <wp:simplePos x="0" y="0"/>
                       <wp:positionH relativeFrom="column">
                         <wp:posOffset>7952105</wp:posOffset>
                       </wp:positionH>
                       <wp:positionV relativeFrom="paragraph">
-                        <wp:posOffset>189230</wp:posOffset>
+                        <wp:posOffset>194310</wp:posOffset>
                       </wp:positionV>
-                      <wp:extent cx="2776855" cy="9525"/>
+                      <wp:extent cx="2777490" cy="10160"/>
                       <wp:effectExtent l="0" t="0" r="0" b="0"/>
                       <wp:wrapNone/>
-                      <wp:docPr id="15" name="Straight Connector 1"/>
+                      <wp:docPr id="14" name="Straight Connector 1"/>
                       <a:graphic xmlns:a="http://schemas.openxmlformats.org/drawingml/2006/main">
                         <a:graphicData uri="http://schemas.microsoft.com/office/word/2010/wordprocessingShape">
                           <wps:wsp>
@@ -5337,7 +5391,7 @@
                             <wps:spPr>
                               <a:xfrm>
                                 <a:off x="0" y="0"/>
-                                <a:ext cx="3956040" cy="6480"/>
+                                <a:ext cx="2776680" cy="3960"/>
                               </a:xfrm>
                               <a:prstGeom prst="line">
                                 <a:avLst/>
@@ -5364,27 +5418,71 @@
                 </mc:Choice>
                 <mc:Fallback>
                   <w:pict>
-                    <v:line id="shape_0" from="626.15pt,14.75pt" to="937.6pt,15.2pt" ID="Straight Connector 1" stroked="t" style="position:absolute">
+                    <v:line id="shape_0" from="626.15pt,15.15pt" to="844.75pt,15.4pt" ID="Straight Connector 1" stroked="t" style="position:absolute">
                       <v:stroke color="black" weight="12600" joinstyle="miter" endcap="flat"/>
                       <v:fill o:detectmouseclick="t" on="false"/>
                     </v:line>
                   </w:pict>
                 </mc:Fallback>
               </mc:AlternateContent>
+              <mc:AlternateContent>
+                <mc:Choice Requires="wps">
+                  <w:drawing>
+                    <wp:anchor behindDoc="0" distT="0" distB="0" distL="114300" distR="114300" simplePos="0" locked="0" layoutInCell="1" allowOverlap="1" relativeHeight="16">
+                      <wp:simplePos x="0" y="0"/>
+                      <wp:positionH relativeFrom="page">
+                        <wp:posOffset>7952105</wp:posOffset>
+                      </wp:positionH>
+                      <wp:positionV relativeFrom="page">
+                        <wp:posOffset>-345440</wp:posOffset>
+                      </wp:positionV>
+                      <wp:extent cx="3162300" cy="10692765"/>
+                      <wp:effectExtent l="0" t="0" r="0" b="0"/>
+                      <wp:wrapNone/>
+                      <wp:docPr id="15" name=""/>
+                      <a:graphic xmlns:a="http://schemas.openxmlformats.org/drawingml/2006/main">
+                        <a:graphicData uri="http://schemas.microsoft.com/office/word/2010/wordprocessingShape">
+                          <wps:wsp>
+                            <wps:cNvSpPr/>
+                            <wps:spPr>
+                              <a:xfrm>
+                                <a:off x="0" y="0"/>
+                                <a:ext cx="3161520" cy="10692000"/>
+                              </a:xfrm>
+                              <a:prstGeom prst="rect">
+                                <a:avLst/>
+                              </a:prstGeom>
+                              <a:solidFill>
+                                <a:srgbClr val="7f7f7f"/>
+                              </a:solidFill>
+                              <a:ln>
+                                <a:noFill/>
+                              </a:ln>
+                            </wps:spPr>
+                            <wps:style>
+                              <a:lnRef idx="0"/>
+                              <a:fillRef idx="0"/>
+                              <a:effectRef idx="0"/>
+                              <a:fontRef idx="minor"/>
+                            </wps:style>
+                            <wps:bodyPr/>
+                          </wps:wsp>
+                        </a:graphicData>
+                      </a:graphic>
+                    </wp:anchor>
+                  </w:drawing>
+                </mc:Choice>
+                <mc:Fallback>
+                  <w:pict/>
+                </mc:Fallback>
+              </mc:AlternateContent>
             </w:r>
             <w:r>
               <w:rPr>
                 <w:rFonts w:cs="Calibri" w:ascii="Calibri" w:hAnsi="Calibri"/>
                 <w:spacing w:val="-2"/>
               </w:rPr>
-              <w:t>D</w:t>
-            </w:r>
-            <w:r>
-              <w:rPr>
-                <w:rFonts w:cs="Calibri" w:ascii="Calibri" w:hAnsi="Calibri"/>
-                <w:spacing w:val="-2"/>
-              </w:rPr>
-              <w:t>eclaration</w:t>
+              <w:t>Declaration</w:t>
             </w:r>
           </w:p>
           <w:p>
@@ -5564,6 +5662,7 @@
       </w:pPr>
       <w:rPr>
         <w:rFonts w:ascii="Wingdings" w:hAnsi="Wingdings" w:cs="Wingdings" w:hint="default"/>
+        <w:rFonts w:cs="Wingdings"/>
       </w:rPr>
     </w:lvl>
     <w:lvl w:ilvl="3">
@@ -5576,6 +5675,7 @@
       </w:pPr>
       <w:rPr>
         <w:rFonts w:ascii="Symbol" w:hAnsi="Symbol" w:cs="Symbol" w:hint="default"/>
+        <w:rFonts w:cs="Symbol"/>
       </w:rPr>
     </w:lvl>
     <w:lvl w:ilvl="4">
@@ -5601,6 +5701,7 @@
       </w:pPr>
       <w:rPr>
         <w:rFonts w:ascii="Wingdings" w:hAnsi="Wingdings" w:cs="Wingdings" w:hint="default"/>
+        <w:rFonts w:cs="Wingdings"/>
       </w:rPr>
     </w:lvl>
     <w:lvl w:ilvl="6">
@@ -5613,6 +5714,7 @@
       </w:pPr>
       <w:rPr>
         <w:rFonts w:ascii="Symbol" w:hAnsi="Symbol" w:cs="Symbol" w:hint="default"/>
+        <w:rFonts w:cs="Symbol"/>
       </w:rPr>
     </w:lvl>
     <w:lvl w:ilvl="7">
@@ -5638,6 +5740,7 @@
       </w:pPr>
       <w:rPr>
         <w:rFonts w:ascii="Wingdings" w:hAnsi="Wingdings" w:cs="Wingdings" w:hint="default"/>
+        <w:rFonts w:cs="Wingdings"/>
       </w:rPr>
     </w:lvl>
   </w:abstractNum>
@@ -5679,6 +5782,7 @@
       </w:pPr>
       <w:rPr>
         <w:rFonts w:ascii="Wingdings" w:hAnsi="Wingdings" w:cs="Wingdings" w:hint="default"/>
+        <w:rFonts w:cs="Wingdings"/>
       </w:rPr>
     </w:lvl>
     <w:lvl w:ilvl="3">
@@ -5691,6 +5795,7 @@
       </w:pPr>
       <w:rPr>
         <w:rFonts w:ascii="Symbol" w:hAnsi="Symbol" w:cs="Symbol" w:hint="default"/>
+        <w:rFonts w:cs="Symbol"/>
       </w:rPr>
     </w:lvl>
     <w:lvl w:ilvl="4">
@@ -5716,6 +5821,7 @@
       </w:pPr>
       <w:rPr>
         <w:rFonts w:ascii="Wingdings" w:hAnsi="Wingdings" w:cs="Wingdings" w:hint="default"/>
+        <w:rFonts w:cs="Wingdings"/>
       </w:rPr>
     </w:lvl>
     <w:lvl w:ilvl="6">
@@ -5728,6 +5834,7 @@
       </w:pPr>
       <w:rPr>
         <w:rFonts w:ascii="Symbol" w:hAnsi="Symbol" w:cs="Symbol" w:hint="default"/>
+        <w:rFonts w:cs="Symbol"/>
       </w:rPr>
     </w:lvl>
     <w:lvl w:ilvl="7">
@@ -5753,6 +5860,7 @@
       </w:pPr>
       <w:rPr>
         <w:rFonts w:ascii="Wingdings" w:hAnsi="Wingdings" w:cs="Wingdings" w:hint="default"/>
+        <w:rFonts w:cs="Wingdings"/>
       </w:rPr>
     </w:lvl>
   </w:abstractNum>
@@ -5794,6 +5902,7 @@
       </w:pPr>
       <w:rPr>
         <w:rFonts w:ascii="Wingdings" w:hAnsi="Wingdings" w:cs="Wingdings" w:hint="default"/>
+        <w:rFonts w:cs="Wingdings"/>
       </w:rPr>
     </w:lvl>
     <w:lvl w:ilvl="3">
@@ -5806,6 +5915,7 @@
       </w:pPr>
       <w:rPr>
         <w:rFonts w:ascii="Symbol" w:hAnsi="Symbol" w:cs="Symbol" w:hint="default"/>
+        <w:rFonts w:cs="Symbol"/>
       </w:rPr>
     </w:lvl>
     <w:lvl w:ilvl="4">
@@ -5831,6 +5941,7 @@
       </w:pPr>
       <w:rPr>
         <w:rFonts w:ascii="Wingdings" w:hAnsi="Wingdings" w:cs="Wingdings" w:hint="default"/>
+        <w:rFonts w:cs="Wingdings"/>
       </w:rPr>
     </w:lvl>
     <w:lvl w:ilvl="6">
@@ -5843,6 +5954,7 @@
       </w:pPr>
       <w:rPr>
         <w:rFonts w:ascii="Symbol" w:hAnsi="Symbol" w:cs="Symbol" w:hint="default"/>
+        <w:rFonts w:cs="Symbol"/>
       </w:rPr>
     </w:lvl>
     <w:lvl w:ilvl="7">
@@ -5868,6 +5980,7 @@
       </w:pPr>
       <w:rPr>
         <w:rFonts w:ascii="Wingdings" w:hAnsi="Wingdings" w:cs="Wingdings" w:hint="default"/>
+        <w:rFonts w:cs="Wingdings"/>
       </w:rPr>
     </w:lvl>
   </w:abstractNum>
@@ -5882,6 +5995,8 @@
       </w:pPr>
       <w:rPr>
         <w:rFonts w:ascii="Symbol" w:hAnsi="Symbol" w:cs="Symbol" w:hint="default"/>
+        <w:sz w:val="20"/>
+        <w:rFonts w:cs="Symbol"/>
       </w:rPr>
     </w:lvl>
     <w:lvl w:ilvl="1">
@@ -5908,6 +6023,7 @@
       </w:pPr>
       <w:rPr>
         <w:rFonts w:ascii="Wingdings" w:hAnsi="Wingdings" w:cs="Wingdings" w:hint="default"/>
+        <w:rFonts w:cs="Wingdings"/>
       </w:rPr>
     </w:lvl>
     <w:lvl w:ilvl="3">
@@ -5920,6 +6036,7 @@
       </w:pPr>
       <w:rPr>
         <w:rFonts w:ascii="Symbol" w:hAnsi="Symbol" w:cs="Symbol" w:hint="default"/>
+        <w:rFonts w:cs="Symbol"/>
       </w:rPr>
     </w:lvl>
     <w:lvl w:ilvl="4">
@@ -5945,6 +6062,7 @@
       </w:pPr>
       <w:rPr>
         <w:rFonts w:ascii="Wingdings" w:hAnsi="Wingdings" w:cs="Wingdings" w:hint="default"/>
+        <w:rFonts w:cs="Wingdings"/>
       </w:rPr>
     </w:lvl>
     <w:lvl w:ilvl="6">
@@ -5957,6 +6075,7 @@
       </w:pPr>
       <w:rPr>
         <w:rFonts w:ascii="Symbol" w:hAnsi="Symbol" w:cs="Symbol" w:hint="default"/>
+        <w:rFonts w:cs="Symbol"/>
       </w:rPr>
     </w:lvl>
     <w:lvl w:ilvl="7">
@@ -5982,6 +6101,7 @@
       </w:pPr>
       <w:rPr>
         <w:rFonts w:ascii="Wingdings" w:hAnsi="Wingdings" w:cs="Wingdings" w:hint="default"/>
+        <w:rFonts w:cs="Wingdings"/>
       </w:rPr>
     </w:lvl>
   </w:abstractNum>
@@ -5996,6 +6116,8 @@
       </w:pPr>
       <w:rPr>
         <w:rFonts w:ascii="Symbol" w:hAnsi="Symbol" w:cs="Symbol" w:hint="default"/>
+        <w:sz w:val="20"/>
+        <w:rFonts w:cs="Symbol"/>
       </w:rPr>
     </w:lvl>
     <w:lvl w:ilvl="1">
@@ -6021,6 +6143,7 @@
       </w:pPr>
       <w:rPr>
         <w:rFonts w:ascii="Wingdings" w:hAnsi="Wingdings" w:cs="Wingdings" w:hint="default"/>
+        <w:rFonts w:cs="Wingdings"/>
       </w:rPr>
     </w:lvl>
     <w:lvl w:ilvl="3">
@@ -6033,6 +6156,7 @@
       </w:pPr>
       <w:rPr>
         <w:rFonts w:ascii="Symbol" w:hAnsi="Symbol" w:cs="Symbol" w:hint="default"/>
+        <w:rFonts w:cs="Symbol"/>
       </w:rPr>
     </w:lvl>
     <w:lvl w:ilvl="4">
@@ -6058,6 +6182,7 @@
       </w:pPr>
       <w:rPr>
         <w:rFonts w:ascii="Wingdings" w:hAnsi="Wingdings" w:cs="Wingdings" w:hint="default"/>
+        <w:rFonts w:cs="Wingdings"/>
       </w:rPr>
     </w:lvl>
     <w:lvl w:ilvl="6">
@@ -6070,6 +6195,7 @@
       </w:pPr>
       <w:rPr>
         <w:rFonts w:ascii="Symbol" w:hAnsi="Symbol" w:cs="Symbol" w:hint="default"/>
+        <w:rFonts w:cs="Symbol"/>
       </w:rPr>
     </w:lvl>
     <w:lvl w:ilvl="7">
@@ -6095,6 +6221,7 @@
       </w:pPr>
       <w:rPr>
         <w:rFonts w:ascii="Wingdings" w:hAnsi="Wingdings" w:cs="Wingdings" w:hint="default"/>
+        <w:rFonts w:cs="Wingdings"/>
       </w:rPr>
     </w:lvl>
   </w:abstractNum>
@@ -7010,6 +7137,327 @@
     <w:qFormat/>
     <w:rPr>
       <w:rFonts w:cs="Courier New"/>
+    </w:rPr>
+  </w:style>
+  <w:style w:type="character" w:styleId="ListLabel25">
+    <w:name w:val="ListLabel 25"/>
+    <w:qFormat/>
+    <w:rPr>
+      <w:rFonts w:ascii="Calibri" w:hAnsi="Calibri" w:cs="Courier New"/>
+      <w:sz w:val="20"/>
+    </w:rPr>
+  </w:style>
+  <w:style w:type="character" w:styleId="ListLabel26">
+    <w:name w:val="ListLabel 26"/>
+    <w:qFormat/>
+    <w:rPr>
+      <w:rFonts w:cs="Courier New"/>
+    </w:rPr>
+  </w:style>
+  <w:style w:type="character" w:styleId="ListLabel27">
+    <w:name w:val="ListLabel 27"/>
+    <w:qFormat/>
+    <w:rPr>
+      <w:rFonts w:cs="Wingdings"/>
+    </w:rPr>
+  </w:style>
+  <w:style w:type="character" w:styleId="ListLabel28">
+    <w:name w:val="ListLabel 28"/>
+    <w:qFormat/>
+    <w:rPr>
+      <w:rFonts w:cs="Symbol"/>
+    </w:rPr>
+  </w:style>
+  <w:style w:type="character" w:styleId="ListLabel29">
+    <w:name w:val="ListLabel 29"/>
+    <w:qFormat/>
+    <w:rPr>
+      <w:rFonts w:cs="Courier New"/>
+    </w:rPr>
+  </w:style>
+  <w:style w:type="character" w:styleId="ListLabel30">
+    <w:name w:val="ListLabel 30"/>
+    <w:qFormat/>
+    <w:rPr>
+      <w:rFonts w:cs="Wingdings"/>
+    </w:rPr>
+  </w:style>
+  <w:style w:type="character" w:styleId="ListLabel31">
+    <w:name w:val="ListLabel 31"/>
+    <w:qFormat/>
+    <w:rPr>
+      <w:rFonts w:cs="Symbol"/>
+    </w:rPr>
+  </w:style>
+  <w:style w:type="character" w:styleId="ListLabel32">
+    <w:name w:val="ListLabel 32"/>
+    <w:qFormat/>
+    <w:rPr>
+      <w:rFonts w:cs="Courier New"/>
+    </w:rPr>
+  </w:style>
+  <w:style w:type="character" w:styleId="ListLabel33">
+    <w:name w:val="ListLabel 33"/>
+    <w:qFormat/>
+    <w:rPr>
+      <w:rFonts w:cs="Wingdings"/>
+    </w:rPr>
+  </w:style>
+  <w:style w:type="character" w:styleId="ListLabel34">
+    <w:name w:val="ListLabel 34"/>
+    <w:qFormat/>
+    <w:rPr>
+      <w:rFonts w:ascii="Calibri" w:hAnsi="Calibri" w:cs="Courier New"/>
+      <w:sz w:val="20"/>
+    </w:rPr>
+  </w:style>
+  <w:style w:type="character" w:styleId="ListLabel35">
+    <w:name w:val="ListLabel 35"/>
+    <w:qFormat/>
+    <w:rPr>
+      <w:rFonts w:cs="Courier New"/>
+    </w:rPr>
+  </w:style>
+  <w:style w:type="character" w:styleId="ListLabel36">
+    <w:name w:val="ListLabel 36"/>
+    <w:qFormat/>
+    <w:rPr>
+      <w:rFonts w:cs="Wingdings"/>
+    </w:rPr>
+  </w:style>
+  <w:style w:type="character" w:styleId="ListLabel37">
+    <w:name w:val="ListLabel 37"/>
+    <w:qFormat/>
+    <w:rPr>
+      <w:rFonts w:cs="Symbol"/>
+    </w:rPr>
+  </w:style>
+  <w:style w:type="character" w:styleId="ListLabel38">
+    <w:name w:val="ListLabel 38"/>
+    <w:qFormat/>
+    <w:rPr>
+      <w:rFonts w:cs="Courier New"/>
+    </w:rPr>
+  </w:style>
+  <w:style w:type="character" w:styleId="ListLabel39">
+    <w:name w:val="ListLabel 39"/>
+    <w:qFormat/>
+    <w:rPr>
+      <w:rFonts w:cs="Wingdings"/>
+    </w:rPr>
+  </w:style>
+  <w:style w:type="character" w:styleId="ListLabel40">
+    <w:name w:val="ListLabel 40"/>
+    <w:qFormat/>
+    <w:rPr>
+      <w:rFonts w:cs="Symbol"/>
+    </w:rPr>
+  </w:style>
+  <w:style w:type="character" w:styleId="ListLabel41">
+    <w:name w:val="ListLabel 41"/>
+    <w:qFormat/>
+    <w:rPr>
+      <w:rFonts w:cs="Courier New"/>
+    </w:rPr>
+  </w:style>
+  <w:style w:type="character" w:styleId="ListLabel42">
+    <w:name w:val="ListLabel 42"/>
+    <w:qFormat/>
+    <w:rPr>
+      <w:rFonts w:cs="Wingdings"/>
+    </w:rPr>
+  </w:style>
+  <w:style w:type="character" w:styleId="ListLabel43">
+    <w:name w:val="ListLabel 43"/>
+    <w:qFormat/>
+    <w:rPr>
+      <w:rFonts w:ascii="Calibri" w:hAnsi="Calibri" w:cs="Courier New"/>
+      <w:sz w:val="20"/>
+    </w:rPr>
+  </w:style>
+  <w:style w:type="character" w:styleId="ListLabel44">
+    <w:name w:val="ListLabel 44"/>
+    <w:qFormat/>
+    <w:rPr>
+      <w:rFonts w:cs="Courier New"/>
+    </w:rPr>
+  </w:style>
+  <w:style w:type="character" w:styleId="ListLabel45">
+    <w:name w:val="ListLabel 45"/>
+    <w:qFormat/>
+    <w:rPr>
+      <w:rFonts w:cs="Wingdings"/>
+    </w:rPr>
+  </w:style>
+  <w:style w:type="character" w:styleId="ListLabel46">
+    <w:name w:val="ListLabel 46"/>
+    <w:qFormat/>
+    <w:rPr>
+      <w:rFonts w:cs="Symbol"/>
+    </w:rPr>
+  </w:style>
+  <w:style w:type="character" w:styleId="ListLabel47">
+    <w:name w:val="ListLabel 47"/>
+    <w:qFormat/>
+    <w:rPr>
+      <w:rFonts w:cs="Courier New"/>
+    </w:rPr>
+  </w:style>
+  <w:style w:type="character" w:styleId="ListLabel48">
+    <w:name w:val="ListLabel 48"/>
+    <w:qFormat/>
+    <w:rPr>
+      <w:rFonts w:cs="Wingdings"/>
+    </w:rPr>
+  </w:style>
+  <w:style w:type="character" w:styleId="ListLabel49">
+    <w:name w:val="ListLabel 49"/>
+    <w:qFormat/>
+    <w:rPr>
+      <w:rFonts w:cs="Symbol"/>
+    </w:rPr>
+  </w:style>
+  <w:style w:type="character" w:styleId="ListLabel50">
+    <w:name w:val="ListLabel 50"/>
+    <w:qFormat/>
+    <w:rPr>
+      <w:rFonts w:cs="Courier New"/>
+    </w:rPr>
+  </w:style>
+  <w:style w:type="character" w:styleId="ListLabel51">
+    <w:name w:val="ListLabel 51"/>
+    <w:qFormat/>
+    <w:rPr>
+      <w:rFonts w:cs="Wingdings"/>
+    </w:rPr>
+  </w:style>
+  <w:style w:type="character" w:styleId="ListLabel52">
+    <w:name w:val="ListLabel 52"/>
+    <w:qFormat/>
+    <w:rPr>
+      <w:rFonts w:ascii="Calibri" w:hAnsi="Calibri" w:cs="Symbol"/>
+      <w:sz w:val="20"/>
+    </w:rPr>
+  </w:style>
+  <w:style w:type="character" w:styleId="ListLabel53">
+    <w:name w:val="ListLabel 53"/>
+    <w:qFormat/>
+    <w:rPr>
+      <w:rFonts w:ascii="Calibri" w:hAnsi="Calibri" w:cs="Courier New"/>
+      <w:sz w:val="20"/>
+    </w:rPr>
+  </w:style>
+  <w:style w:type="character" w:styleId="ListLabel54">
+    <w:name w:val="ListLabel 54"/>
+    <w:qFormat/>
+    <w:rPr>
+      <w:rFonts w:cs="Wingdings"/>
+    </w:rPr>
+  </w:style>
+  <w:style w:type="character" w:styleId="ListLabel55">
+    <w:name w:val="ListLabel 55"/>
+    <w:qFormat/>
+    <w:rPr>
+      <w:rFonts w:cs="Symbol"/>
+    </w:rPr>
+  </w:style>
+  <w:style w:type="character" w:styleId="ListLabel56">
+    <w:name w:val="ListLabel 56"/>
+    <w:qFormat/>
+    <w:rPr>
+      <w:rFonts w:cs="Courier New"/>
+    </w:rPr>
+  </w:style>
+  <w:style w:type="character" w:styleId="ListLabel57">
+    <w:name w:val="ListLabel 57"/>
+    <w:qFormat/>
+    <w:rPr>
+      <w:rFonts w:cs="Wingdings"/>
+    </w:rPr>
+  </w:style>
+  <w:style w:type="character" w:styleId="ListLabel58">
+    <w:name w:val="ListLabel 58"/>
+    <w:qFormat/>
+    <w:rPr>
+      <w:rFonts w:cs="Symbol"/>
+    </w:rPr>
+  </w:style>
+  <w:style w:type="character" w:styleId="ListLabel59">
+    <w:name w:val="ListLabel 59"/>
+    <w:qFormat/>
+    <w:rPr>
+      <w:rFonts w:cs="Courier New"/>
+    </w:rPr>
+  </w:style>
+  <w:style w:type="character" w:styleId="ListLabel60">
+    <w:name w:val="ListLabel 60"/>
+    <w:qFormat/>
+    <w:rPr>
+      <w:rFonts w:cs="Wingdings"/>
+    </w:rPr>
+  </w:style>
+  <w:style w:type="character" w:styleId="ListLabel61">
+    <w:name w:val="ListLabel 61"/>
+    <w:qFormat/>
+    <w:rPr>
+      <w:rFonts w:ascii="Calibri" w:hAnsi="Calibri" w:cs="Symbol"/>
+      <w:sz w:val="20"/>
+    </w:rPr>
+  </w:style>
+  <w:style w:type="character" w:styleId="ListLabel62">
+    <w:name w:val="ListLabel 62"/>
+    <w:qFormat/>
+    <w:rPr>
+      <w:rFonts w:cs="Courier New"/>
+    </w:rPr>
+  </w:style>
+  <w:style w:type="character" w:styleId="ListLabel63">
+    <w:name w:val="ListLabel 63"/>
+    <w:qFormat/>
+    <w:rPr>
+      <w:rFonts w:cs="Wingdings"/>
+    </w:rPr>
+  </w:style>
+  <w:style w:type="character" w:styleId="ListLabel64">
+    <w:name w:val="ListLabel 64"/>
+    <w:qFormat/>
+    <w:rPr>
+      <w:rFonts w:cs="Symbol"/>
+    </w:rPr>
+  </w:style>
+  <w:style w:type="character" w:styleId="ListLabel65">
+    <w:name w:val="ListLabel 65"/>
+    <w:qFormat/>
+    <w:rPr>
+      <w:rFonts w:cs="Courier New"/>
+    </w:rPr>
+  </w:style>
+  <w:style w:type="character" w:styleId="ListLabel66">
+    <w:name w:val="ListLabel 66"/>
+    <w:qFormat/>
+    <w:rPr>
+      <w:rFonts w:cs="Wingdings"/>
+    </w:rPr>
+  </w:style>
+  <w:style w:type="character" w:styleId="ListLabel67">
+    <w:name w:val="ListLabel 67"/>
+    <w:qFormat/>
+    <w:rPr>
+      <w:rFonts w:cs="Symbol"/>
+    </w:rPr>
+  </w:style>
+  <w:style w:type="character" w:styleId="ListLabel68">
+    <w:name w:val="ListLabel 68"/>
+    <w:qFormat/>
+    <w:rPr>
+      <w:rFonts w:cs="Courier New"/>
+    </w:rPr>
+  </w:style>
+  <w:style w:type="character" w:styleId="ListLabel69">
+    <w:name w:val="ListLabel 69"/>
+    <w:qFormat/>
+    <w:rPr>
+      <w:rFonts w:cs="Wingdings"/>
     </w:rPr>
   </w:style>
   <w:style w:type="paragraph" w:styleId="Heading">
